--- a/MEV/SCHEDA_DNA/SIUT-SIES-AR-1.7-20240802-Architettura_SIES.docx
+++ b/MEV/SCHEDA_DNA/SIUT-SIES-AR-1.7-20240802-Architettura_SIES.docx
@@ -29,7 +29,6 @@
                 <w:lang w:eastAsia="en-US"/>
               </w:rPr>
             </w:pPr>
-            <w:bookmarkStart w:id="0" w:name="_GoBack"/>
             <w:r>
               <w:rPr>
                 <w:rFonts w:asciiTheme="minorHAnsi" w:hAnsiTheme="minorHAnsi" w:cstheme="minorHAnsi"/>
@@ -183,10 +182,10 @@
         </w:tc>
       </w:tr>
     </w:tbl>
-    <w:bookmarkStart w:id="1" w:name="_Hlk14967838" w:displacedByCustomXml="next"/>
-    <w:bookmarkEnd w:id="1" w:displacedByCustomXml="next"/>
-    <w:bookmarkStart w:id="2" w:name="_Hlk10713674" w:displacedByCustomXml="next"/>
-    <w:bookmarkStart w:id="3" w:name="_Hlk15306111" w:displacedByCustomXml="next"/>
+    <w:bookmarkStart w:id="0" w:name="_Hlk14967838" w:displacedByCustomXml="next"/>
+    <w:bookmarkEnd w:id="0" w:displacedByCustomXml="next"/>
+    <w:bookmarkStart w:id="1" w:name="_Hlk10713674" w:displacedByCustomXml="next"/>
+    <w:bookmarkStart w:id="2" w:name="_Hlk15306111" w:displacedByCustomXml="next"/>
     <w:sdt>
       <w:sdtPr>
         <w:rPr>
@@ -198,7 +197,6 @@
           <w:docPartUnique/>
         </w:docPartObj>
       </w:sdtPr>
-      <w:sdtEndPr/>
       <w:sdtContent>
         <w:p>
           <w:pPr>
@@ -563,7 +561,7 @@
         </w:rPr>
         <w:t xml:space="preserve"> S.r.l. nell’ambito del contratto CIG 73479643B7 per lo “Sviluppo del sistema informativo unitario telematico, la manutenzione degli attuali sistemi dell’area penale del Ministero della Giustizia e servizi correlati. Lotto 1”</w:t>
       </w:r>
-      <w:bookmarkStart w:id="4" w:name="_Hlk24008890"/>
+      <w:bookmarkStart w:id="3" w:name="_Hlk24008890"/>
       <w:r>
         <w:rPr>
           <w:rFonts w:asciiTheme="minorHAnsi" w:hAnsiTheme="minorHAnsi" w:cstheme="minorHAnsi"/>
@@ -577,7 +575,7 @@
         </w:rPr>
         <w:t>.</w:t>
       </w:r>
-      <w:bookmarkEnd w:id="4"/>
+      <w:bookmarkEnd w:id="3"/>
     </w:p>
     <w:p>
       <w:pPr>
@@ -795,7 +793,7 @@
                 <w:rFonts w:asciiTheme="minorHAnsi" w:hAnsiTheme="minorHAnsi" w:cstheme="minorHAnsi"/>
                 <w:sz w:val="20"/>
               </w:rPr>
-              <w:t>Vito Bufi</w:t>
+              <w:t>Simone Gioggi</w:t>
             </w:r>
           </w:p>
         </w:tc>
@@ -819,6 +817,13 @@
                 <w:sz w:val="20"/>
               </w:rPr>
             </w:pPr>
+            <w:r>
+              <w:rPr>
+                <w:rFonts w:asciiTheme="minorHAnsi" w:hAnsiTheme="minorHAnsi" w:cstheme="minorHAnsi"/>
+                <w:sz w:val="20"/>
+              </w:rPr>
+              <w:t>Analista Programmatore Senior</w:t>
+            </w:r>
           </w:p>
         </w:tc>
       </w:tr>
@@ -1846,6 +1851,7 @@
               </w:rPr>
               <w:t xml:space="preserve">Inserito paragrafo </w:t>
             </w:r>
+            <w:proofErr w:type="gramStart"/>
             <w:r>
               <w:rPr>
                 <w:rFonts w:asciiTheme="minorHAnsi" w:hAnsiTheme="minorHAnsi" w:cstheme="minorHAnsi"/>
@@ -1885,15 +1891,7 @@
                 <w:rFonts w:asciiTheme="minorHAnsi" w:hAnsiTheme="minorHAnsi" w:cstheme="minorHAnsi"/>
                 <w:sz w:val="20"/>
               </w:rPr>
-              <w:t>3.</w:t>
-            </w:r>
-            <w:proofErr w:type="gramStart"/>
-            <w:r>
-              <w:rPr>
-                <w:rFonts w:asciiTheme="minorHAnsi" w:hAnsiTheme="minorHAnsi" w:cstheme="minorHAnsi"/>
-                <w:sz w:val="20"/>
-              </w:rPr>
-              <w:t>5</w:t>
+              <w:t>3.5</w:t>
             </w:r>
             <w:r>
               <w:rPr>
@@ -1992,6 +1990,7 @@
               </w:rPr>
               <w:t xml:space="preserve">Modificato il paragrafo </w:t>
             </w:r>
+            <w:proofErr w:type="gramStart"/>
             <w:r>
               <w:rPr>
                 <w:rFonts w:asciiTheme="minorHAnsi" w:hAnsiTheme="minorHAnsi" w:cstheme="minorHAnsi"/>
@@ -2031,15 +2030,7 @@
                 <w:rFonts w:asciiTheme="minorHAnsi" w:hAnsiTheme="minorHAnsi" w:cstheme="minorHAnsi"/>
                 <w:sz w:val="20"/>
               </w:rPr>
-              <w:t>3.</w:t>
-            </w:r>
-            <w:proofErr w:type="gramStart"/>
-            <w:r>
-              <w:rPr>
-                <w:rFonts w:asciiTheme="minorHAnsi" w:hAnsiTheme="minorHAnsi" w:cstheme="minorHAnsi"/>
-                <w:sz w:val="20"/>
-              </w:rPr>
-              <w:t>5.2</w:t>
+              <w:t>3.5.2</w:t>
             </w:r>
             <w:r>
               <w:rPr>
@@ -2207,6 +2198,7 @@
               </w:rPr>
               <w:t xml:space="preserve">; Aggiunto il paragrafo </w:t>
             </w:r>
+            <w:proofErr w:type="gramStart"/>
             <w:r>
               <w:rPr>
                 <w:rFonts w:asciiTheme="minorHAnsi" w:hAnsiTheme="minorHAnsi" w:cstheme="minorHAnsi"/>
@@ -2246,15 +2238,7 @@
                 <w:rFonts w:asciiTheme="minorHAnsi" w:hAnsiTheme="minorHAnsi" w:cstheme="minorHAnsi"/>
                 <w:sz w:val="20"/>
               </w:rPr>
-              <w:t>3.</w:t>
-            </w:r>
-            <w:proofErr w:type="gramStart"/>
-            <w:r>
-              <w:rPr>
-                <w:rFonts w:asciiTheme="minorHAnsi" w:hAnsiTheme="minorHAnsi" w:cstheme="minorHAnsi"/>
-                <w:sz w:val="20"/>
-              </w:rPr>
-              <w:t>5.3</w:t>
+              <w:t>3.5.3</w:t>
             </w:r>
             <w:r>
               <w:rPr>
@@ -2360,6 +2344,7 @@
               </w:rPr>
               <w:t xml:space="preserve"> </w:t>
             </w:r>
+            <w:proofErr w:type="gramStart"/>
             <w:r>
               <w:rPr>
                 <w:rFonts w:asciiTheme="minorHAnsi" w:hAnsiTheme="minorHAnsi" w:cstheme="minorHAnsi"/>
@@ -2399,15 +2384,7 @@
                 <w:rFonts w:asciiTheme="minorHAnsi" w:hAnsiTheme="minorHAnsi" w:cstheme="minorHAnsi"/>
                 <w:sz w:val="20"/>
               </w:rPr>
-              <w:t>3.</w:t>
-            </w:r>
-            <w:proofErr w:type="gramStart"/>
-            <w:r>
-              <w:rPr>
-                <w:rFonts w:asciiTheme="minorHAnsi" w:hAnsiTheme="minorHAnsi" w:cstheme="minorHAnsi"/>
-                <w:sz w:val="20"/>
-              </w:rPr>
-              <w:t>6</w:t>
+              <w:t>3.6</w:t>
             </w:r>
             <w:r>
               <w:rPr>
@@ -4136,7 +4113,7 @@
         <w:t>INDICE DEI CONTENUTI</w:t>
       </w:r>
     </w:p>
-    <w:bookmarkEnd w:id="2"/>
+    <w:bookmarkEnd w:id="1"/>
     <w:p>
       <w:pPr>
         <w:pStyle w:val="Sommario1"/>
@@ -4185,7 +4162,7 @@
         </w:rPr>
         <w:fldChar w:fldCharType="separate"/>
       </w:r>
-      <w:hyperlink w:anchor="_Toc173484465" w:history="1">
+      <w:hyperlink w:anchor="_Toc226620677" w:history="1">
         <w:r>
           <w:rPr>
             <w:rStyle w:val="Collegamentoipertestuale"/>
@@ -4231,7 +4208,7 @@
             <w:noProof/>
             <w:webHidden/>
           </w:rPr>
-          <w:instrText xml:space="preserve"> PAGEREF _Toc173484465 \h </w:instrText>
+          <w:instrText xml:space="preserve"> PAGEREF _Toc226620677 \h </w:instrText>
         </w:r>
         <w:r>
           <w:rPr>
@@ -4275,7 +4252,7 @@
           <w:szCs w:val="22"/>
         </w:rPr>
       </w:pPr>
-      <w:hyperlink w:anchor="_Toc173484466" w:history="1">
+      <w:hyperlink w:anchor="_Toc226620678" w:history="1">
         <w:r>
           <w:rPr>
             <w:rStyle w:val="Collegamentoipertestuale"/>
@@ -4314,7 +4291,7 @@
           <w:rPr>
             <w:webHidden/>
           </w:rPr>
-          <w:instrText xml:space="preserve"> PAGEREF _Toc173484466 \h </w:instrText>
+          <w:instrText xml:space="preserve"> PAGEREF _Toc226620678 \h </w:instrText>
         </w:r>
         <w:r>
           <w:rPr>
@@ -4354,7 +4331,7 @@
           <w:szCs w:val="22"/>
         </w:rPr>
       </w:pPr>
-      <w:hyperlink w:anchor="_Toc173484467" w:history="1">
+      <w:hyperlink w:anchor="_Toc226620679" w:history="1">
         <w:r>
           <w:rPr>
             <w:rStyle w:val="Collegamentoipertestuale"/>
@@ -4393,7 +4370,7 @@
           <w:rPr>
             <w:webHidden/>
           </w:rPr>
-          <w:instrText xml:space="preserve"> PAGEREF _Toc173484467 \h </w:instrText>
+          <w:instrText xml:space="preserve"> PAGEREF _Toc226620679 \h </w:instrText>
         </w:r>
         <w:r>
           <w:rPr>
@@ -4433,7 +4410,7 @@
           <w:szCs w:val="22"/>
         </w:rPr>
       </w:pPr>
-      <w:hyperlink w:anchor="_Toc173484468" w:history="1">
+      <w:hyperlink w:anchor="_Toc226620680" w:history="1">
         <w:r>
           <w:rPr>
             <w:rStyle w:val="Collegamentoipertestuale"/>
@@ -4472,7 +4449,7 @@
           <w:rPr>
             <w:webHidden/>
           </w:rPr>
-          <w:instrText xml:space="preserve"> PAGEREF _Toc173484468 \h </w:instrText>
+          <w:instrText xml:space="preserve"> PAGEREF _Toc226620680 \h </w:instrText>
         </w:r>
         <w:r>
           <w:rPr>
@@ -4513,7 +4490,7 @@
           <w:szCs w:val="22"/>
         </w:rPr>
       </w:pPr>
-      <w:hyperlink w:anchor="_Toc173484469" w:history="1">
+      <w:hyperlink w:anchor="_Toc226620681" w:history="1">
         <w:r>
           <w:rPr>
             <w:rStyle w:val="Collegamentoipertestuale"/>
@@ -4553,7 +4530,7 @@
           <w:rPr>
             <w:webHidden/>
           </w:rPr>
-          <w:instrText xml:space="preserve"> PAGEREF _Toc173484469 \h </w:instrText>
+          <w:instrText xml:space="preserve"> PAGEREF _Toc226620681 \h </w:instrText>
         </w:r>
         <w:r>
           <w:rPr>
@@ -4594,7 +4571,7 @@
           <w:szCs w:val="22"/>
         </w:rPr>
       </w:pPr>
-      <w:hyperlink w:anchor="_Toc173484470" w:history="1">
+      <w:hyperlink w:anchor="_Toc226620682" w:history="1">
         <w:r>
           <w:rPr>
             <w:rStyle w:val="Collegamentoipertestuale"/>
@@ -4634,7 +4611,7 @@
           <w:rPr>
             <w:webHidden/>
           </w:rPr>
-          <w:instrText xml:space="preserve"> PAGEREF _Toc173484470 \h </w:instrText>
+          <w:instrText xml:space="preserve"> PAGEREF _Toc226620682 \h </w:instrText>
         </w:r>
         <w:r>
           <w:rPr>
@@ -4676,7 +4653,7 @@
           <w:szCs w:val="22"/>
         </w:rPr>
       </w:pPr>
-      <w:hyperlink w:anchor="_Toc173484471" w:history="1">
+      <w:hyperlink w:anchor="_Toc226620683" w:history="1">
         <w:r>
           <w:rPr>
             <w:rStyle w:val="Collegamentoipertestuale"/>
@@ -4722,7 +4699,7 @@
             <w:noProof/>
             <w:webHidden/>
           </w:rPr>
-          <w:instrText xml:space="preserve"> PAGEREF _Toc173484471 \h </w:instrText>
+          <w:instrText xml:space="preserve"> PAGEREF _Toc226620683 \h </w:instrText>
         </w:r>
         <w:r>
           <w:rPr>
@@ -4768,7 +4745,7 @@
           <w:szCs w:val="22"/>
         </w:rPr>
       </w:pPr>
-      <w:hyperlink w:anchor="_Toc173484472" w:history="1">
+      <w:hyperlink w:anchor="_Toc226620684" w:history="1">
         <w:r>
           <w:rPr>
             <w:rStyle w:val="Collegamentoipertestuale"/>
@@ -4814,7 +4791,7 @@
             <w:noProof/>
             <w:webHidden/>
           </w:rPr>
-          <w:instrText xml:space="preserve"> PAGEREF _Toc173484472 \h </w:instrText>
+          <w:instrText xml:space="preserve"> PAGEREF _Toc226620684 \h </w:instrText>
         </w:r>
         <w:r>
           <w:rPr>
@@ -4858,7 +4835,7 @@
           <w:szCs w:val="22"/>
         </w:rPr>
       </w:pPr>
-      <w:hyperlink w:anchor="_Toc173484473" w:history="1">
+      <w:hyperlink w:anchor="_Toc226620685" w:history="1">
         <w:r>
           <w:rPr>
             <w:rStyle w:val="Collegamentoipertestuale"/>
@@ -4897,7 +4874,7 @@
           <w:rPr>
             <w:webHidden/>
           </w:rPr>
-          <w:instrText xml:space="preserve"> PAGEREF _Toc173484473 \h </w:instrText>
+          <w:instrText xml:space="preserve"> PAGEREF _Toc226620685 \h </w:instrText>
         </w:r>
         <w:r>
           <w:rPr>
@@ -4937,7 +4914,7 @@
           <w:szCs w:val="22"/>
         </w:rPr>
       </w:pPr>
-      <w:hyperlink w:anchor="_Toc173484474" w:history="1">
+      <w:hyperlink w:anchor="_Toc226620686" w:history="1">
         <w:r>
           <w:rPr>
             <w:rStyle w:val="Collegamentoipertestuale"/>
@@ -4976,7 +4953,7 @@
           <w:rPr>
             <w:webHidden/>
           </w:rPr>
-          <w:instrText xml:space="preserve"> PAGEREF _Toc173484474 \h </w:instrText>
+          <w:instrText xml:space="preserve"> PAGEREF _Toc226620686 \h </w:instrText>
         </w:r>
         <w:r>
           <w:rPr>
@@ -5016,7 +4993,7 @@
           <w:szCs w:val="22"/>
         </w:rPr>
       </w:pPr>
-      <w:hyperlink w:anchor="_Toc173484475" w:history="1">
+      <w:hyperlink w:anchor="_Toc226620687" w:history="1">
         <w:r>
           <w:rPr>
             <w:rStyle w:val="Collegamentoipertestuale"/>
@@ -5055,7 +5032,7 @@
           <w:rPr>
             <w:webHidden/>
           </w:rPr>
-          <w:instrText xml:space="preserve"> PAGEREF _Toc173484475 \h </w:instrText>
+          <w:instrText xml:space="preserve"> PAGEREF _Toc226620687 \h </w:instrText>
         </w:r>
         <w:r>
           <w:rPr>
@@ -5095,7 +5072,7 @@
           <w:szCs w:val="22"/>
         </w:rPr>
       </w:pPr>
-      <w:hyperlink w:anchor="_Toc173484476" w:history="1">
+      <w:hyperlink w:anchor="_Toc226620688" w:history="1">
         <w:r>
           <w:rPr>
             <w:rStyle w:val="Collegamentoipertestuale"/>
@@ -5134,7 +5111,7 @@
           <w:rPr>
             <w:webHidden/>
           </w:rPr>
-          <w:instrText xml:space="preserve"> PAGEREF _Toc173484476 \h </w:instrText>
+          <w:instrText xml:space="preserve"> PAGEREF _Toc226620688 \h </w:instrText>
         </w:r>
         <w:r>
           <w:rPr>
@@ -5174,7 +5151,7 @@
           <w:szCs w:val="22"/>
         </w:rPr>
       </w:pPr>
-      <w:hyperlink w:anchor="_Toc173484477" w:history="1">
+      <w:hyperlink w:anchor="_Toc226620689" w:history="1">
         <w:r>
           <w:rPr>
             <w:rStyle w:val="Collegamentoipertestuale"/>
@@ -5213,7 +5190,7 @@
           <w:rPr>
             <w:webHidden/>
           </w:rPr>
-          <w:instrText xml:space="preserve"> PAGEREF _Toc173484477 \h </w:instrText>
+          <w:instrText xml:space="preserve"> PAGEREF _Toc226620689 \h </w:instrText>
         </w:r>
         <w:r>
           <w:rPr>
@@ -5254,7 +5231,7 @@
           <w:szCs w:val="22"/>
         </w:rPr>
       </w:pPr>
-      <w:hyperlink w:anchor="_Toc173484478" w:history="1">
+      <w:hyperlink w:anchor="_Toc226620690" w:history="1">
         <w:r>
           <w:rPr>
             <w:rStyle w:val="Collegamentoipertestuale"/>
@@ -5294,7 +5271,7 @@
           <w:rPr>
             <w:webHidden/>
           </w:rPr>
-          <w:instrText xml:space="preserve"> PAGEREF _Toc173484478 \h </w:instrText>
+          <w:instrText xml:space="preserve"> PAGEREF _Toc226620690 \h </w:instrText>
         </w:r>
         <w:r>
           <w:rPr>
@@ -5335,7 +5312,7 @@
           <w:szCs w:val="22"/>
         </w:rPr>
       </w:pPr>
-      <w:hyperlink w:anchor="_Toc173484479" w:history="1">
+      <w:hyperlink w:anchor="_Toc226620691" w:history="1">
         <w:r>
           <w:rPr>
             <w:rStyle w:val="Collegamentoipertestuale"/>
@@ -5375,7 +5352,7 @@
           <w:rPr>
             <w:webHidden/>
           </w:rPr>
-          <w:instrText xml:space="preserve"> PAGEREF _Toc173484479 \h </w:instrText>
+          <w:instrText xml:space="preserve"> PAGEREF _Toc226620691 \h </w:instrText>
         </w:r>
         <w:r>
           <w:rPr>
@@ -5416,7 +5393,7 @@
           <w:szCs w:val="22"/>
         </w:rPr>
       </w:pPr>
-      <w:hyperlink w:anchor="_Toc173484480" w:history="1">
+      <w:hyperlink w:anchor="_Toc226620692" w:history="1">
         <w:r>
           <w:rPr>
             <w:rStyle w:val="Collegamentoipertestuale"/>
@@ -5456,7 +5433,7 @@
           <w:rPr>
             <w:webHidden/>
           </w:rPr>
-          <w:instrText xml:space="preserve"> PAGEREF _Toc173484480 \h </w:instrText>
+          <w:instrText xml:space="preserve"> PAGEREF _Toc226620692 \h </w:instrText>
         </w:r>
         <w:r>
           <w:rPr>
@@ -5496,7 +5473,7 @@
           <w:szCs w:val="22"/>
         </w:rPr>
       </w:pPr>
-      <w:hyperlink w:anchor="_Toc173484481" w:history="1">
+      <w:hyperlink w:anchor="_Toc226620693" w:history="1">
         <w:r>
           <w:rPr>
             <w:rStyle w:val="Collegamentoipertestuale"/>
@@ -5535,7 +5512,7 @@
           <w:rPr>
             <w:webHidden/>
           </w:rPr>
-          <w:instrText xml:space="preserve"> PAGEREF _Toc173484481 \h </w:instrText>
+          <w:instrText xml:space="preserve"> PAGEREF _Toc226620693 \h </w:instrText>
         </w:r>
         <w:r>
           <w:rPr>
@@ -5577,7 +5554,7 @@
           <w:szCs w:val="22"/>
         </w:rPr>
       </w:pPr>
-      <w:hyperlink w:anchor="_Toc173484482" w:history="1">
+      <w:hyperlink w:anchor="_Toc226620694" w:history="1">
         <w:r>
           <w:rPr>
             <w:rStyle w:val="Collegamentoipertestuale"/>
@@ -5623,7 +5600,7 @@
             <w:noProof/>
             <w:webHidden/>
           </w:rPr>
-          <w:instrText xml:space="preserve"> PAGEREF _Toc173484482 \h </w:instrText>
+          <w:instrText xml:space="preserve"> PAGEREF _Toc226620694 \h </w:instrText>
         </w:r>
         <w:r>
           <w:rPr>
@@ -5669,7 +5646,7 @@
           <w:szCs w:val="22"/>
         </w:rPr>
       </w:pPr>
-      <w:hyperlink w:anchor="_Toc173484483" w:history="1">
+      <w:hyperlink w:anchor="_Toc226620695" w:history="1">
         <w:r>
           <w:rPr>
             <w:rStyle w:val="Collegamentoipertestuale"/>
@@ -5715,7 +5692,7 @@
             <w:noProof/>
             <w:webHidden/>
           </w:rPr>
-          <w:instrText xml:space="preserve"> PAGEREF _Toc173484483 \h </w:instrText>
+          <w:instrText xml:space="preserve"> PAGEREF _Toc226620695 \h </w:instrText>
         </w:r>
         <w:r>
           <w:rPr>
@@ -5761,7 +5738,7 @@
           <w:szCs w:val="22"/>
         </w:rPr>
       </w:pPr>
-      <w:hyperlink w:anchor="_Toc173484484" w:history="1">
+      <w:hyperlink w:anchor="_Toc226620696" w:history="1">
         <w:r>
           <w:rPr>
             <w:rStyle w:val="Collegamentoipertestuale"/>
@@ -5807,7 +5784,7 @@
             <w:noProof/>
             <w:webHidden/>
           </w:rPr>
-          <w:instrText xml:space="preserve"> PAGEREF _Toc173484484 \h </w:instrText>
+          <w:instrText xml:space="preserve"> PAGEREF _Toc226620696 \h </w:instrText>
         </w:r>
         <w:r>
           <w:rPr>
@@ -5853,7 +5830,7 @@
           <w:szCs w:val="22"/>
         </w:rPr>
       </w:pPr>
-      <w:hyperlink w:anchor="_Toc173484485" w:history="1">
+      <w:hyperlink w:anchor="_Toc226620697" w:history="1">
         <w:r>
           <w:rPr>
             <w:rStyle w:val="Collegamentoipertestuale"/>
@@ -5899,7 +5876,7 @@
             <w:noProof/>
             <w:webHidden/>
           </w:rPr>
-          <w:instrText xml:space="preserve"> PAGEREF _Toc173484485 \h </w:instrText>
+          <w:instrText xml:space="preserve"> PAGEREF _Toc226620697 \h </w:instrText>
         </w:r>
         <w:r>
           <w:rPr>
@@ -5945,7 +5922,7 @@
           <w:szCs w:val="22"/>
         </w:rPr>
       </w:pPr>
-      <w:hyperlink w:anchor="_Toc173484486" w:history="1">
+      <w:hyperlink w:anchor="_Toc226620698" w:history="1">
         <w:r>
           <w:rPr>
             <w:rStyle w:val="Collegamentoipertestuale"/>
@@ -5991,7 +5968,7 @@
             <w:noProof/>
             <w:webHidden/>
           </w:rPr>
-          <w:instrText xml:space="preserve"> PAGEREF _Toc173484486 \h </w:instrText>
+          <w:instrText xml:space="preserve"> PAGEREF _Toc226620698 \h </w:instrText>
         </w:r>
         <w:r>
           <w:rPr>
@@ -6037,7 +6014,7 @@
           <w:szCs w:val="22"/>
         </w:rPr>
       </w:pPr>
-      <w:hyperlink w:anchor="_Toc173484487" w:history="1">
+      <w:hyperlink w:anchor="_Toc226620699" w:history="1">
         <w:r>
           <w:rPr>
             <w:rStyle w:val="Collegamentoipertestuale"/>
@@ -6083,7 +6060,7 @@
             <w:noProof/>
             <w:webHidden/>
           </w:rPr>
-          <w:instrText xml:space="preserve"> PAGEREF _Toc173484487 \h </w:instrText>
+          <w:instrText xml:space="preserve"> PAGEREF _Toc226620699 \h </w:instrText>
         </w:r>
         <w:r>
           <w:rPr>
@@ -6129,7 +6106,7 @@
           <w:szCs w:val="22"/>
         </w:rPr>
       </w:pPr>
-      <w:hyperlink w:anchor="_Toc173484488" w:history="1">
+      <w:hyperlink w:anchor="_Toc226620700" w:history="1">
         <w:r>
           <w:rPr>
             <w:rStyle w:val="Collegamentoipertestuale"/>
@@ -6175,7 +6152,7 @@
             <w:noProof/>
             <w:webHidden/>
           </w:rPr>
-          <w:instrText xml:space="preserve"> PAGEREF _Toc173484488 \h </w:instrText>
+          <w:instrText xml:space="preserve"> PAGEREF _Toc226620700 \h </w:instrText>
         </w:r>
         <w:r>
           <w:rPr>
@@ -6250,10 +6227,10 @@
           <w:szCs w:val="24"/>
         </w:rPr>
       </w:pPr>
-      <w:bookmarkStart w:id="5" w:name="_Toc330316535"/>
-      <w:bookmarkStart w:id="6" w:name="_Toc8205263"/>
-      <w:bookmarkStart w:id="7" w:name="_Toc173484465"/>
-      <w:bookmarkEnd w:id="3"/>
+      <w:bookmarkStart w:id="4" w:name="_Toc330316535"/>
+      <w:bookmarkStart w:id="5" w:name="_Toc8205263"/>
+      <w:bookmarkStart w:id="6" w:name="_Toc226620677"/>
+      <w:bookmarkEnd w:id="2"/>
       <w:r>
         <w:rPr>
           <w:rFonts w:asciiTheme="minorHAnsi" w:hAnsiTheme="minorHAnsi" w:cstheme="minorHAnsi"/>
@@ -6263,9 +6240,9 @@
         <w:lastRenderedPageBreak/>
         <w:t>Introduzione</w:t>
       </w:r>
+      <w:bookmarkEnd w:id="4"/>
       <w:bookmarkEnd w:id="5"/>
       <w:bookmarkEnd w:id="6"/>
-      <w:bookmarkEnd w:id="7"/>
     </w:p>
     <w:p>
       <w:pPr>
@@ -6287,9 +6264,9 @@
           <w:szCs w:val="24"/>
         </w:rPr>
       </w:pPr>
-      <w:bookmarkStart w:id="8" w:name="_Toc330316536"/>
-      <w:bookmarkStart w:id="9" w:name="_Toc8205264"/>
-      <w:bookmarkStart w:id="10" w:name="_Toc173484466"/>
+      <w:bookmarkStart w:id="7" w:name="_Toc330316536"/>
+      <w:bookmarkStart w:id="8" w:name="_Toc8205264"/>
+      <w:bookmarkStart w:id="9" w:name="_Toc226620678"/>
       <w:r>
         <w:rPr>
           <w:rFonts w:asciiTheme="minorHAnsi" w:hAnsiTheme="minorHAnsi" w:cstheme="minorHAnsi"/>
@@ -6298,9 +6275,9 @@
         </w:rPr>
         <w:t>Scopo del documento</w:t>
       </w:r>
+      <w:bookmarkEnd w:id="7"/>
       <w:bookmarkEnd w:id="8"/>
       <w:bookmarkEnd w:id="9"/>
-      <w:bookmarkEnd w:id="10"/>
     </w:p>
     <w:p>
       <w:pPr>
@@ -6338,10 +6315,10 @@
           <w:szCs w:val="24"/>
         </w:rPr>
       </w:pPr>
-      <w:bookmarkStart w:id="11" w:name="_Toc16251723"/>
-      <w:bookmarkStart w:id="12" w:name="_Toc46849469"/>
-      <w:bookmarkStart w:id="13" w:name="_Toc49250349"/>
-      <w:bookmarkStart w:id="14" w:name="_Toc173484467"/>
+      <w:bookmarkStart w:id="10" w:name="_Toc16251723"/>
+      <w:bookmarkStart w:id="11" w:name="_Toc46849469"/>
+      <w:bookmarkStart w:id="12" w:name="_Toc49250349"/>
+      <w:bookmarkStart w:id="13" w:name="_Toc226620679"/>
       <w:r>
         <w:rPr>
           <w:rFonts w:asciiTheme="minorHAnsi" w:hAnsiTheme="minorHAnsi" w:cstheme="minorHAnsi"/>
@@ -6350,10 +6327,10 @@
         </w:rPr>
         <w:t>Riferimenti</w:t>
       </w:r>
+      <w:bookmarkEnd w:id="10"/>
       <w:bookmarkEnd w:id="11"/>
       <w:bookmarkEnd w:id="12"/>
       <w:bookmarkEnd w:id="13"/>
-      <w:bookmarkEnd w:id="14"/>
     </w:p>
     <w:tbl>
       <w:tblPr>
@@ -6564,8 +6541,8 @@
           <w:szCs w:val="24"/>
         </w:rPr>
       </w:pPr>
-      <w:bookmarkStart w:id="15" w:name="_Toc49250350"/>
-      <w:bookmarkStart w:id="16" w:name="_Toc173484468"/>
+      <w:bookmarkStart w:id="14" w:name="_Toc49250350"/>
+      <w:bookmarkStart w:id="15" w:name="_Toc226620680"/>
       <w:r>
         <w:rPr>
           <w:rFonts w:asciiTheme="minorHAnsi" w:hAnsiTheme="minorHAnsi" w:cstheme="minorHAnsi"/>
@@ -6574,8 +6551,8 @@
         </w:rPr>
         <w:t>Glossario</w:t>
       </w:r>
+      <w:bookmarkEnd w:id="14"/>
       <w:bookmarkEnd w:id="15"/>
-      <w:bookmarkEnd w:id="16"/>
     </w:p>
     <w:p>
       <w:pPr>
@@ -6598,9 +6575,9 @@
           <w:szCs w:val="24"/>
         </w:rPr>
       </w:pPr>
-      <w:bookmarkStart w:id="17" w:name="_Toc46849471"/>
-      <w:bookmarkStart w:id="18" w:name="_Toc49250351"/>
-      <w:bookmarkStart w:id="19" w:name="_Toc173484469"/>
+      <w:bookmarkStart w:id="16" w:name="_Toc46849471"/>
+      <w:bookmarkStart w:id="17" w:name="_Toc49250351"/>
+      <w:bookmarkStart w:id="18" w:name="_Toc226620681"/>
       <w:r>
         <w:rPr>
           <w:rFonts w:asciiTheme="minorHAnsi" w:hAnsiTheme="minorHAnsi" w:cstheme="minorHAnsi"/>
@@ -6609,9 +6586,9 @@
         </w:rPr>
         <w:t>Definizioni</w:t>
       </w:r>
+      <w:bookmarkEnd w:id="16"/>
       <w:bookmarkEnd w:id="17"/>
       <w:bookmarkEnd w:id="18"/>
-      <w:bookmarkEnd w:id="19"/>
     </w:p>
     <w:tbl>
       <w:tblPr>
@@ -6764,8 +6741,8 @@
           <w:szCs w:val="24"/>
         </w:rPr>
       </w:pPr>
-      <w:bookmarkStart w:id="20" w:name="_Toc49250352"/>
-      <w:bookmarkStart w:id="21" w:name="_Toc173484470"/>
+      <w:bookmarkStart w:id="19" w:name="_Toc49250352"/>
+      <w:bookmarkStart w:id="20" w:name="_Toc226620682"/>
       <w:r>
         <w:rPr>
           <w:rFonts w:asciiTheme="minorHAnsi" w:hAnsiTheme="minorHAnsi" w:cstheme="minorHAnsi"/>
@@ -6782,8 +6759,8 @@
         </w:rPr>
         <w:t>abbreviazioni</w:t>
       </w:r>
+      <w:bookmarkEnd w:id="19"/>
       <w:bookmarkEnd w:id="20"/>
-      <w:bookmarkEnd w:id="21"/>
     </w:p>
     <w:tbl>
       <w:tblPr>
@@ -6826,7 +6803,7 @@
                 <w:sz w:val="20"/>
               </w:rPr>
             </w:pPr>
-            <w:bookmarkStart w:id="22" w:name="_Hlk38462400"/>
+            <w:bookmarkStart w:id="21" w:name="_Hlk38462400"/>
             <w:r>
               <w:rPr>
                 <w:rFonts w:asciiTheme="minorHAnsi" w:hAnsiTheme="minorHAnsi" w:cstheme="minorHAnsi"/>
@@ -6889,7 +6866,7 @@
                 <w:sz w:val="20"/>
               </w:rPr>
             </w:pPr>
-            <w:bookmarkStart w:id="23" w:name="_Hlk38462390"/>
+            <w:bookmarkStart w:id="22" w:name="_Hlk38462390"/>
             <w:r>
               <w:rPr>
                 <w:rFonts w:asciiTheme="minorHAnsi" w:hAnsiTheme="minorHAnsi" w:cstheme="minorHAnsi"/>
@@ -7651,8 +7628,8 @@
           </w:p>
         </w:tc>
       </w:tr>
+      <w:bookmarkEnd w:id="21"/>
       <w:bookmarkEnd w:id="22"/>
-      <w:bookmarkEnd w:id="23"/>
     </w:tbl>
     <w:p>
       <w:pPr>
@@ -7686,7 +7663,7 @@
           <w:szCs w:val="24"/>
         </w:rPr>
       </w:pPr>
-      <w:bookmarkStart w:id="24" w:name="_Toc173484471"/>
+      <w:bookmarkStart w:id="23" w:name="_Toc226620683"/>
       <w:r>
         <w:rPr>
           <w:rFonts w:asciiTheme="minorHAnsi" w:hAnsiTheme="minorHAnsi" w:cstheme="minorHAnsi"/>
@@ -7696,7 +7673,7 @@
         <w:lastRenderedPageBreak/>
         <w:t>Introduzione</w:t>
       </w:r>
-      <w:bookmarkEnd w:id="24"/>
+      <w:bookmarkEnd w:id="23"/>
     </w:p>
     <w:p>
       <w:pPr>
@@ -7706,9 +7683,9 @@
           <w:szCs w:val="22"/>
         </w:rPr>
       </w:pPr>
-      <w:bookmarkStart w:id="25" w:name="_Toc72576995"/>
-      <w:bookmarkStart w:id="26" w:name="_Toc419800867"/>
-      <w:bookmarkStart w:id="27" w:name="_Toc12544355"/>
+      <w:bookmarkStart w:id="24" w:name="_Toc72576995"/>
+      <w:bookmarkStart w:id="25" w:name="_Toc419800867"/>
+      <w:bookmarkStart w:id="26" w:name="_Toc12544355"/>
       <w:r>
         <w:rPr>
           <w:rFonts w:asciiTheme="minorHAnsi" w:hAnsiTheme="minorHAnsi" w:cstheme="minorHAnsi"/>
@@ -7817,10 +7794,10 @@
           <w:szCs w:val="24"/>
         </w:rPr>
       </w:pPr>
-      <w:bookmarkStart w:id="28" w:name="_Toc173484472"/>
+      <w:bookmarkStart w:id="27" w:name="_Toc226620684"/>
+      <w:bookmarkEnd w:id="24"/>
       <w:bookmarkEnd w:id="25"/>
       <w:bookmarkEnd w:id="26"/>
-      <w:bookmarkEnd w:id="27"/>
       <w:r>
         <w:rPr>
           <w:rFonts w:asciiTheme="minorHAnsi" w:hAnsiTheme="minorHAnsi" w:cstheme="minorHAnsi"/>
@@ -7830,7 +7807,7 @@
         <w:lastRenderedPageBreak/>
         <w:t>Disegno generale del sistema</w:t>
       </w:r>
-      <w:bookmarkEnd w:id="28"/>
+      <w:bookmarkEnd w:id="27"/>
     </w:p>
     <w:p>
       <w:pPr>
@@ -7863,6 +7840,9 @@
       </w:pPr>
     </w:p>
     <w:p>
+      <w:pPr>
+        <w:jc w:val="center"/>
+      </w:pPr>
       <w:r>
         <w:rPr>
           <w:rFonts w:asciiTheme="minorHAnsi" w:hAnsiTheme="minorHAnsi" w:cstheme="minorHAnsi"/>
@@ -7890,7 +7870,7 @@
           <v:shape id="_x0000_i1025" type="#_x0000_t75" style="width:476.25pt;height:433.5pt" o:ole="">
             <v:imagedata r:id="rId13" o:title=""/>
           </v:shape>
-          <o:OLEObject Type="Embed" ProgID="Visio.Drawing.11" ShapeID="_x0000_i1025" DrawAspect="Content" ObjectID="_1784097261" r:id="rId14"/>
+          <o:OLEObject Type="Embed" ProgID="Visio.Drawing.11" ShapeID="_x0000_i1025" DrawAspect="Content" ObjectID="_1837233650" r:id="rId14"/>
         </w:object>
       </w:r>
     </w:p>
@@ -7903,7 +7883,7 @@
           <w:rFonts w:asciiTheme="minorHAnsi" w:hAnsiTheme="minorHAnsi" w:cstheme="minorHAnsi"/>
         </w:rPr>
       </w:pPr>
-      <w:bookmarkStart w:id="29" w:name="_Toc479772946"/>
+      <w:bookmarkStart w:id="28" w:name="_Toc479772946"/>
       <w:r>
         <w:rPr>
           <w:rFonts w:asciiTheme="minorHAnsi" w:hAnsiTheme="minorHAnsi" w:cstheme="minorHAnsi"/>
@@ -7947,7 +7927,7 @@
         </w:rPr>
         <w:t xml:space="preserve"> Schema generale del sistema SIES</w:t>
       </w:r>
-      <w:bookmarkEnd w:id="29"/>
+      <w:bookmarkEnd w:id="28"/>
     </w:p>
     <w:p>
       <w:pPr>
@@ -8148,7 +8128,7 @@
           <w:szCs w:val="24"/>
         </w:rPr>
       </w:pPr>
-      <w:bookmarkStart w:id="30" w:name="_Toc173484473"/>
+      <w:bookmarkStart w:id="29" w:name="_Toc226620685"/>
       <w:r>
         <w:rPr>
           <w:rFonts w:asciiTheme="minorHAnsi" w:hAnsiTheme="minorHAnsi" w:cstheme="minorHAnsi"/>
@@ -8158,7 +8138,7 @@
         <w:lastRenderedPageBreak/>
         <w:t>Interconnessione tra nodi SIES</w:t>
       </w:r>
-      <w:bookmarkEnd w:id="30"/>
+      <w:bookmarkEnd w:id="29"/>
     </w:p>
     <w:p>
       <w:pPr>
@@ -8350,6 +8330,9 @@
       </w:r>
     </w:p>
     <w:p>
+      <w:pPr>
+        <w:jc w:val="center"/>
+      </w:pPr>
       <w:r>
         <w:rPr>
           <w:rFonts w:asciiTheme="minorHAnsi" w:hAnsiTheme="minorHAnsi" w:cstheme="minorHAnsi"/>
@@ -8358,7 +8341,7 @@
           <v:shape id="_x0000_i1026" type="#_x0000_t75" style="width:478.5pt;height:218.25pt" o:ole="">
             <v:imagedata r:id="rId15" o:title=""/>
           </v:shape>
-          <o:OLEObject Type="Embed" ProgID="Visio.Drawing.11" ShapeID="_x0000_i1026" DrawAspect="Content" ObjectID="_1784097262" r:id="rId16"/>
+          <o:OLEObject Type="Embed" ProgID="Visio.Drawing.11" ShapeID="_x0000_i1026" DrawAspect="Content" ObjectID="_1837233651" r:id="rId16"/>
         </w:object>
       </w:r>
     </w:p>
@@ -8370,7 +8353,7 @@
           <w:rFonts w:asciiTheme="minorHAnsi" w:hAnsiTheme="minorHAnsi" w:cstheme="minorHAnsi"/>
         </w:rPr>
       </w:pPr>
-      <w:bookmarkStart w:id="31" w:name="_Toc479772947"/>
+      <w:bookmarkStart w:id="30" w:name="_Toc479772947"/>
       <w:r>
         <w:rPr>
           <w:rFonts w:asciiTheme="minorHAnsi" w:hAnsiTheme="minorHAnsi" w:cstheme="minorHAnsi"/>
@@ -8414,7 +8397,7 @@
         </w:rPr>
         <w:t xml:space="preserve"> Interconnessione tramite JMS</w:t>
       </w:r>
-      <w:bookmarkEnd w:id="31"/>
+      <w:bookmarkEnd w:id="30"/>
     </w:p>
     <w:p>
       <w:pPr>
@@ -8434,7 +8417,7 @@
           <w:szCs w:val="24"/>
         </w:rPr>
       </w:pPr>
-      <w:bookmarkStart w:id="32" w:name="_Toc173484474"/>
+      <w:bookmarkStart w:id="31" w:name="_Toc226620686"/>
       <w:r>
         <w:rPr>
           <w:rFonts w:asciiTheme="minorHAnsi" w:hAnsiTheme="minorHAnsi" w:cstheme="minorHAnsi"/>
@@ -8443,7 +8426,7 @@
         </w:rPr>
         <w:t>SIES-NSC</w:t>
       </w:r>
-      <w:bookmarkEnd w:id="32"/>
+      <w:bookmarkEnd w:id="31"/>
     </w:p>
     <w:p>
       <w:pPr>
@@ -8668,6 +8651,7 @@
     </w:p>
     <w:p>
       <w:pPr>
+        <w:jc w:val="center"/>
         <w:rPr>
           <w:lang w:eastAsia="en-US"/>
         </w:rPr>
@@ -8681,7 +8665,7 @@
           <v:shape id="_x0000_i1027" type="#_x0000_t75" style="width:483.75pt;height:299.25pt" o:ole="">
             <v:imagedata r:id="rId17" o:title=""/>
           </v:shape>
-          <o:OLEObject Type="Embed" ProgID="Visio.Drawing.11" ShapeID="_x0000_i1027" DrawAspect="Content" ObjectID="_1784097263" r:id="rId18"/>
+          <o:OLEObject Type="Embed" ProgID="Visio.Drawing.11" ShapeID="_x0000_i1027" DrawAspect="Content" ObjectID="_1837233652" r:id="rId18"/>
         </w:object>
       </w:r>
     </w:p>
@@ -8701,7 +8685,7 @@
           <w:lang w:eastAsia="en-US"/>
         </w:rPr>
       </w:pPr>
-      <w:bookmarkStart w:id="33" w:name="_Toc479772948"/>
+      <w:bookmarkStart w:id="32" w:name="_Toc479772948"/>
       <w:r>
         <w:rPr>
           <w:rFonts w:asciiTheme="minorHAnsi" w:hAnsiTheme="minorHAnsi" w:cstheme="minorHAnsi"/>
@@ -8745,7 +8729,7 @@
         </w:rPr>
         <w:t xml:space="preserve"> Interconnessione/interoperabilità con NSC</w:t>
       </w:r>
-      <w:bookmarkEnd w:id="33"/>
+      <w:bookmarkEnd w:id="32"/>
     </w:p>
     <w:p>
       <w:pPr>
@@ -8765,7 +8749,7 @@
           <w:szCs w:val="24"/>
         </w:rPr>
       </w:pPr>
-      <w:bookmarkStart w:id="34" w:name="_Toc173484475"/>
+      <w:bookmarkStart w:id="33" w:name="_Toc226620687"/>
       <w:r>
         <w:rPr>
           <w:rFonts w:asciiTheme="minorHAnsi" w:hAnsiTheme="minorHAnsi" w:cstheme="minorHAnsi"/>
@@ -8774,7 +8758,7 @@
         </w:rPr>
         <w:t>PST vs SIUS AVVOCATURA</w:t>
       </w:r>
-      <w:bookmarkEnd w:id="34"/>
+      <w:bookmarkEnd w:id="33"/>
     </w:p>
     <w:p>
       <w:pPr>
@@ -8842,6 +8826,7 @@
     </w:p>
     <w:p>
       <w:pPr>
+        <w:jc w:val="center"/>
         <w:rPr>
           <w:rFonts w:asciiTheme="minorHAnsi" w:hAnsiTheme="minorHAnsi" w:cstheme="minorHAnsi"/>
           <w:lang w:eastAsia="en-US"/>
@@ -8856,7 +8841,7 @@
           <v:shape id="_x0000_i1028" type="#_x0000_t75" style="width:453pt;height:186.75pt" o:ole="">
             <v:imagedata r:id="rId20" o:title=""/>
           </v:shape>
-          <o:OLEObject Type="Embed" ProgID="Visio.Drawing.11" ShapeID="_x0000_i1028" DrawAspect="Content" ObjectID="_1784097264" r:id="rId21"/>
+          <o:OLEObject Type="Embed" ProgID="Visio.Drawing.11" ShapeID="_x0000_i1028" DrawAspect="Content" ObjectID="_1837233653" r:id="rId21"/>
         </w:object>
       </w:r>
     </w:p>
@@ -8871,7 +8856,7 @@
           <w:lang w:eastAsia="en-US"/>
         </w:rPr>
       </w:pPr>
-      <w:bookmarkStart w:id="35" w:name="_Toc479772949"/>
+      <w:bookmarkStart w:id="34" w:name="_Toc479772949"/>
       <w:r>
         <w:rPr>
           <w:rFonts w:asciiTheme="minorHAnsi" w:hAnsiTheme="minorHAnsi" w:cstheme="minorHAnsi"/>
@@ -8936,7 +8921,7 @@
         </w:rPr>
         <w:t xml:space="preserve"> Interconnessione PST con SIUS Avvocatura</w:t>
       </w:r>
-      <w:bookmarkEnd w:id="35"/>
+      <w:bookmarkEnd w:id="34"/>
     </w:p>
     <w:p>
       <w:pPr>
@@ -8964,7 +8949,7 @@
           <w:szCs w:val="24"/>
         </w:rPr>
       </w:pPr>
-      <w:bookmarkStart w:id="36" w:name="_Toc173484476"/>
+      <w:bookmarkStart w:id="35" w:name="_Toc226620688"/>
       <w:r>
         <w:rPr>
           <w:rFonts w:asciiTheme="minorHAnsi" w:hAnsiTheme="minorHAnsi" w:cstheme="minorHAnsi"/>
@@ -8973,7 +8958,7 @@
         </w:rPr>
         <w:t>SIUS AVVOCATURA vs SISTEMI SIES</w:t>
       </w:r>
-      <w:bookmarkEnd w:id="36"/>
+      <w:bookmarkEnd w:id="35"/>
     </w:p>
     <w:p>
       <w:pPr>
@@ -9055,6 +9040,7 @@
     </w:p>
     <w:p>
       <w:pPr>
+        <w:spacing w:before="100" w:beforeAutospacing="1"/>
         <w:rPr>
           <w:lang w:eastAsia="en-US"/>
         </w:rPr>
@@ -9062,13 +9048,7 @@
     </w:p>
     <w:p>
       <w:pPr>
-        <w:rPr>
-          <w:lang w:eastAsia="en-US"/>
-        </w:rPr>
-      </w:pPr>
-    </w:p>
-    <w:p>
-      <w:pPr>
+        <w:jc w:val="center"/>
         <w:rPr>
           <w:lang w:eastAsia="en-US"/>
         </w:rPr>
@@ -9082,7 +9062,7 @@
           <v:shape id="_x0000_i1029" type="#_x0000_t75" style="width:402.75pt;height:270.75pt" o:ole="">
             <v:imagedata r:id="rId22" o:title=""/>
           </v:shape>
-          <o:OLEObject Type="Embed" ProgID="Visio.Drawing.11" ShapeID="_x0000_i1029" DrawAspect="Content" ObjectID="_1784097265" r:id="rId23"/>
+          <o:OLEObject Type="Embed" ProgID="Visio.Drawing.11" ShapeID="_x0000_i1029" DrawAspect="Content" ObjectID="_1837233654" r:id="rId23"/>
         </w:object>
       </w:r>
     </w:p>
@@ -9094,7 +9074,7 @@
           <w:lang w:eastAsia="en-US"/>
         </w:rPr>
       </w:pPr>
-      <w:bookmarkStart w:id="37" w:name="_Toc479772950"/>
+      <w:bookmarkStart w:id="36" w:name="_Toc479772950"/>
       <w:r>
         <w:t xml:space="preserve">Figura </w:t>
       </w:r>
@@ -9131,7 +9111,7 @@
       <w:r>
         <w:t xml:space="preserve"> Interconnessione SIUS Avvocatura SIES</w:t>
       </w:r>
-      <w:bookmarkEnd w:id="37"/>
+      <w:bookmarkEnd w:id="36"/>
     </w:p>
     <w:p>
       <w:pPr>
@@ -9151,8 +9131,8 @@
           <w:szCs w:val="24"/>
         </w:rPr>
       </w:pPr>
-      <w:bookmarkStart w:id="38" w:name="_Ref135312159"/>
-      <w:bookmarkStart w:id="39" w:name="_Toc173484477"/>
+      <w:bookmarkStart w:id="37" w:name="_Ref135312159"/>
+      <w:bookmarkStart w:id="38" w:name="_Toc226620689"/>
       <w:r>
         <w:rPr>
           <w:rFonts w:asciiTheme="minorHAnsi" w:hAnsiTheme="minorHAnsi" w:cstheme="minorHAnsi"/>
@@ -9161,8 +9141,8 @@
         </w:rPr>
         <w:t>PagoPA/PST - SIES</w:t>
       </w:r>
+      <w:bookmarkEnd w:id="37"/>
       <w:bookmarkEnd w:id="38"/>
-      <w:bookmarkEnd w:id="39"/>
     </w:p>
     <w:p>
       <w:pPr>
@@ -9210,6 +9190,7 @@
     <w:p>
       <w:pPr>
         <w:pStyle w:val="NormaleWeb"/>
+        <w:jc w:val="center"/>
         <w:rPr>
           <w:rFonts w:asciiTheme="minorHAnsi" w:hAnsiTheme="minorHAnsi" w:cstheme="minorHAnsi"/>
           <w:sz w:val="22"/>
@@ -9351,8 +9332,8 @@
           <w:szCs w:val="24"/>
         </w:rPr>
       </w:pPr>
-      <w:bookmarkStart w:id="40" w:name="_Toc130994343"/>
-      <w:bookmarkStart w:id="41" w:name="_Toc173484478"/>
+      <w:bookmarkStart w:id="39" w:name="_Toc130994343"/>
+      <w:bookmarkStart w:id="40" w:name="_Toc226620690"/>
       <w:r>
         <w:rPr>
           <w:rFonts w:asciiTheme="minorHAnsi" w:hAnsiTheme="minorHAnsi" w:cstheme="minorHAnsi"/>
@@ -9361,8 +9342,8 @@
         </w:rPr>
         <w:t>Configurazione del certificato di comunicazione</w:t>
       </w:r>
+      <w:bookmarkEnd w:id="39"/>
       <w:bookmarkEnd w:id="40"/>
-      <w:bookmarkEnd w:id="41"/>
     </w:p>
     <w:p>
       <w:pPr>
@@ -9677,10 +9658,10 @@
           <w:szCs w:val="24"/>
         </w:rPr>
       </w:pPr>
-      <w:bookmarkStart w:id="42" w:name="_Toc130994344"/>
-      <w:bookmarkStart w:id="43" w:name="_Ref135312097"/>
-      <w:bookmarkStart w:id="44" w:name="_Ref135312129"/>
-      <w:bookmarkStart w:id="45" w:name="_Toc173484479"/>
+      <w:bookmarkStart w:id="41" w:name="_Toc130994344"/>
+      <w:bookmarkStart w:id="42" w:name="_Ref135312097"/>
+      <w:bookmarkStart w:id="43" w:name="_Ref135312129"/>
+      <w:bookmarkStart w:id="44" w:name="_Toc226620691"/>
       <w:r>
         <w:rPr>
           <w:rFonts w:asciiTheme="minorHAnsi" w:hAnsiTheme="minorHAnsi" w:cstheme="minorHAnsi"/>
@@ -9689,10 +9670,10 @@
         </w:rPr>
         <w:t>Batch di verifica stato del Pagamento</w:t>
       </w:r>
+      <w:bookmarkEnd w:id="41"/>
       <w:bookmarkEnd w:id="42"/>
       <w:bookmarkEnd w:id="43"/>
       <w:bookmarkEnd w:id="44"/>
-      <w:bookmarkEnd w:id="45"/>
     </w:p>
     <w:p>
       <w:pPr>
@@ -10930,118 +10911,276 @@
           <w:noProof/>
         </w:rPr>
         <w:lastRenderedPageBreak/>
-        <w:pict w14:anchorId="2F9E6A7D">
-          <v:group id="Gruppo 81880274" o:spid="_x0000_s1051" style="position:absolute;left:0;text-align:left;margin-left:-39.25pt;margin-top:247.45pt;width:122.2pt;height:39.7pt;z-index:251672576;mso-width-relative:margin;mso-height-relative:margin" coordorigin="-9555,-1180" coordsize="15551,5071" o:gfxdata="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">
-            <v:shapetype id="_x0000_t120" coordsize="21600,21600" o:spt="120" path="m10800,qx,10800,10800,21600,21600,10800,10800,xe">
-              <v:path gradientshapeok="t" o:connecttype="custom" o:connectlocs="10800,0;3163,3163;0,10800;3163,18437;10800,21600;18437,18437;21600,10800;18437,3163" textboxrect="3163,3163,18437,18437"/>
-            </v:shapetype>
-            <v:shape id="Connettore 81880275" o:spid="_x0000_s1052" type="#_x0000_t120" style="position:absolute;left:-9555;top:-1180;width:14268;height:5070;visibility:visible;mso-wrap-style:square;v-text-anchor:middle" o:gfxdata="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" filled="f" stroked="f" strokeweight="2pt">
-              <v:textbox style="mso-next-textbox:#Connettore 81880275">
-                <w:txbxContent>
-                  <w:p>
-                    <w:pPr>
-                      <w:jc w:val="center"/>
-                      <w:rPr>
-                        <w:b/>
-                        <w:sz w:val="20"/>
-                      </w:rPr>
-                    </w:pPr>
-                    <w:r>
-                      <w:rPr>
-                        <w:rFonts w:asciiTheme="minorHAnsi" w:hAnsiTheme="minorHAnsi" w:cstheme="minorHAnsi"/>
-                        <w:b/>
-                        <w:sz w:val="20"/>
-                        <w:szCs w:val="22"/>
-                      </w:rPr>
-                      <w:t>SI</w:t>
-                    </w:r>
-                    <w:r>
-                      <w:rPr>
-                        <w:rFonts w:asciiTheme="minorHAnsi" w:hAnsiTheme="minorHAnsi" w:cstheme="minorHAnsi"/>
-                        <w:b/>
-                        <w:sz w:val="20"/>
-                        <w:szCs w:val="22"/>
-                      </w:rPr>
-                      <w:t xml:space="preserve"> (es. </w:t>
-                    </w:r>
-                    <w:r>
-                      <w:rPr>
-                        <w:rFonts w:asciiTheme="minorHAnsi" w:hAnsiTheme="minorHAnsi" w:cstheme="minorHAnsi"/>
-                        <w:b/>
-                        <w:sz w:val="20"/>
-                        <w:szCs w:val="22"/>
-                      </w:rPr>
-                      <w:t>15 e 10</w:t>
-                    </w:r>
-                    <w:r>
-                      <w:rPr>
-                        <w:rFonts w:asciiTheme="minorHAnsi" w:hAnsiTheme="minorHAnsi" w:cstheme="minorHAnsi"/>
-                        <w:b/>
-                        <w:sz w:val="20"/>
-                        <w:szCs w:val="22"/>
-                      </w:rPr>
-                      <w:t>)</w:t>
-                    </w:r>
-                  </w:p>
-                </w:txbxContent>
-              </v:textbox>
-            </v:shape>
-            <v:shapetype id="_x0000_t32" coordsize="21600,21600" o:spt="32" o:oned="t" path="m,l21600,21600e" filled="f">
-              <v:path arrowok="t" fillok="f" o:connecttype="none"/>
-              <o:lock v:ext="edit" shapetype="t"/>
-            </v:shapetype>
-            <v:shape id="Connettore 2 81880276" o:spid="_x0000_s1053" type="#_x0000_t32" style="position:absolute;left:-1705;top:637;width:7701;height:2953;flip:x;visibility:visible;mso-wrap-style:square" o:connectortype="straight" o:gfxdata="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" strokecolor="black [3213]">
-              <v:stroke endarrow="open"/>
-            </v:shape>
-          </v:group>
+        <w:pict w14:anchorId="4B5246E6">
+          <v:shapetype id="_x0000_t120" coordsize="21600,21600" o:spt="120" path="m10800,qx,10800,10800,21600,21600,10800,10800,xe">
+            <v:path gradientshapeok="t" o:connecttype="custom" o:connectlocs="10800,0;3163,3163;0,10800;3163,18437;10800,21600;18437,18437;21600,10800;18437,3163" textboxrect="3163,3163,18437,18437"/>
+          </v:shapetype>
+          <v:shape id="Connettore 18" o:spid="_x0000_s1050" type="#_x0000_t120" style="position:absolute;left:0;text-align:left;margin-left:248.8pt;margin-top:498.2pt;width:47.65pt;height:35.9pt;z-index:251711488;visibility:visible;mso-wrap-distance-left:9pt;mso-wrap-distance-top:0;mso-wrap-distance-right:9pt;mso-wrap-distance-bottom:0;mso-position-horizontal:absolute;mso-position-horizontal-relative:text;mso-position-vertical:absolute;mso-position-vertical-relative:text;v-text-anchor:middle" o:gfxdata="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" filled="f" stroked="f" strokeweight="2pt">
+            <v:textbox style="mso-next-textbox:#Connettore 18">
+              <w:txbxContent>
+                <w:p>
+                  <w:pPr>
+                    <w:jc w:val="center"/>
+                    <w:rPr>
+                      <w:b/>
+                      <w:sz w:val="20"/>
+                    </w:rPr>
+                  </w:pPr>
+                  <w:r>
+                    <w:rPr>
+                      <w:rFonts w:asciiTheme="minorHAnsi" w:hAnsiTheme="minorHAnsi" w:cstheme="minorHAnsi"/>
+                      <w:b/>
+                      <w:sz w:val="20"/>
+                      <w:szCs w:val="22"/>
+                    </w:rPr>
+                    <w:t>NO</w:t>
+                  </w:r>
+                </w:p>
+              </w:txbxContent>
+            </v:textbox>
+          </v:shape>
         </w:pict>
       </w:r>
       <w:r>
         <w:rPr>
           <w:noProof/>
         </w:rPr>
-        <w:pict w14:anchorId="2C5B7D04">
-          <v:group id="Gruppo 81880285" o:spid="_x0000_s1054" style="position:absolute;left:0;text-align:left;margin-left:84.8pt;margin-top:246.3pt;width:98.25pt;height:38.15pt;z-index:251670528;mso-width-relative:margin;mso-height-relative:margin" coordorigin="-168,-1047" coordsize="12479,4845" o:gfxdata="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">
-            <v:shape id="Connettore 81880268" o:spid="_x0000_s1055" type="#_x0000_t120" style="position:absolute;left:1809;top:-1047;width:6053;height:4561;visibility:visible;mso-wrap-style:square;v-text-anchor:middle" o:gfxdata="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" filled="f" stroked="f" strokeweight="2pt">
-              <v:textbox style="mso-next-textbox:#Connettore 81880268">
-                <w:txbxContent>
-                  <w:p>
-                    <w:pPr>
-                      <w:jc w:val="center"/>
-                      <w:rPr>
-                        <w:b/>
-                        <w:sz w:val="20"/>
-                      </w:rPr>
-                    </w:pPr>
-                    <w:r>
-                      <w:rPr>
-                        <w:rFonts w:asciiTheme="minorHAnsi" w:hAnsiTheme="minorHAnsi" w:cstheme="minorHAnsi"/>
-                        <w:b/>
-                        <w:sz w:val="20"/>
-                        <w:szCs w:val="22"/>
-                      </w:rPr>
-                      <w:t>NO</w:t>
-                    </w:r>
-                  </w:p>
-                </w:txbxContent>
-              </v:textbox>
-            </v:shape>
-            <v:shape id="Connettore 2 81880269" o:spid="_x0000_s1056" type="#_x0000_t32" style="position:absolute;left:-168;top:952;width:12478;height:2845;visibility:visible;mso-wrap-style:square" o:connectortype="straight" o:gfxdata="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" strokecolor="black [3213]">
-              <v:stroke endarrow="open"/>
-            </v:shape>
-          </v:group>
+        <w:pict w14:anchorId="1130FB02">
+          <v:shapetype id="_x0000_t32" coordsize="21600,21600" o:spt="32" o:oned="t" path="m,l21600,21600e" filled="f">
+            <v:path arrowok="t" fillok="f" o:connecttype="none"/>
+            <o:lock v:ext="edit" shapetype="t"/>
+          </v:shapetype>
+          <v:shape id="Connettore 2 84" o:spid="_x0000_s1046" type="#_x0000_t32" style="position:absolute;left:0;text-align:left;margin-left:266.55pt;margin-top:533.85pt;width:165.7pt;height:24pt;flip:x;z-index:251710464;visibility:visible;mso-wrap-style:square;mso-width-percent:0;mso-height-percent:0;mso-wrap-distance-left:9pt;mso-wrap-distance-top:0;mso-wrap-distance-right:9pt;mso-wrap-distance-bottom:0;mso-position-horizontal:absolute;mso-position-horizontal-relative:text;mso-position-vertical:absolute;mso-position-vertical-relative:text;mso-width-percent:0;mso-height-percent:0;mso-width-relative:margin;mso-height-relative:margin" o:gfxdata="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" strokecolor="black [3213]">
+            <v:stroke endarrow="open"/>
+          </v:shape>
         </w:pict>
       </w:r>
       <w:r>
         <w:rPr>
           <w:noProof/>
         </w:rPr>
-        <w:pict w14:anchorId="1792A726">
+        <w:pict w14:anchorId="40E52621">
+          <v:shapetype id="_x0000_t176" coordsize="21600,21600" o:spt="176" adj="2700" path="m@0,qx0@0l0@2qy@0,21600l@1,21600qx21600@2l21600@0qy@1,xe">
+            <v:stroke joinstyle="miter"/>
+            <v:formulas>
+              <v:f eqn="val #0"/>
+              <v:f eqn="sum width 0 #0"/>
+              <v:f eqn="sum height 0 #0"/>
+              <v:f eqn="prod @0 2929 10000"/>
+              <v:f eqn="sum width 0 @3"/>
+              <v:f eqn="sum height 0 @3"/>
+              <v:f eqn="val width"/>
+              <v:f eqn="val height"/>
+              <v:f eqn="prod width 1 2"/>
+              <v:f eqn="prod height 1 2"/>
+            </v:formulas>
+            <v:path gradientshapeok="t" limo="10800,10800" o:connecttype="custom" o:connectlocs="@8,0;0,@9;@8,@7;@6,@9" textboxrect="@3,@3,@4,@5"/>
+          </v:shapetype>
+          <v:shape id="Elaborazione alternativa 82" o:spid="_x0000_s1045" type="#_x0000_t176" style="position:absolute;left:0;text-align:left;margin-left:225.45pt;margin-top:563.1pt;width:1in;height:48.2pt;z-index:251709440;visibility:visible;mso-wrap-distance-left:9pt;mso-wrap-distance-top:0;mso-wrap-distance-right:9pt;mso-wrap-distance-bottom:0;mso-position-horizontal:absolute;mso-position-horizontal-relative:text;mso-position-vertical:absolute;mso-position-vertical-relative:text;v-text-anchor:middle" o:gfxdata="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" fillcolor="red" strokecolor="#243f60 [1604]" strokeweight="2pt">
+            <v:textbox style="mso-next-textbox:#Elaborazione alternativa 82">
+              <w:txbxContent>
+                <w:p>
+                  <w:pPr>
+                    <w:jc w:val="center"/>
+                    <w:rPr>
+                      <w:rFonts w:asciiTheme="minorHAnsi" w:hAnsiTheme="minorHAnsi" w:cstheme="minorHAnsi"/>
+                      <w:b/>
+                      <w:color w:val="000000" w:themeColor="text1"/>
+                      <w:sz w:val="20"/>
+                    </w:rPr>
+                  </w:pPr>
+                  <w:r>
+                    <w:rPr>
+                      <w:rFonts w:asciiTheme="minorHAnsi" w:hAnsiTheme="minorHAnsi" w:cstheme="minorHAnsi"/>
+                      <w:b/>
+                      <w:color w:val="000000" w:themeColor="text1"/>
+                      <w:sz w:val="20"/>
+                    </w:rPr>
+                    <w:t>FINE</w:t>
+                  </w:r>
+                </w:p>
+              </w:txbxContent>
+            </v:textbox>
+          </v:shape>
+        </w:pict>
+      </w:r>
+      <w:r>
+        <w:rPr>
+          <w:noProof/>
+        </w:rPr>
+        <w:pict w14:anchorId="6B0159F4">
+          <v:shape id="Connettore 2 80" o:spid="_x0000_s1061" type="#_x0000_t32" style="position:absolute;left:0;text-align:left;margin-left:267.1pt;margin-top:357.9pt;width:194.25pt;height:42.75pt;flip:x;z-index:251708416;visibility:visible;mso-wrap-style:square;mso-width-percent:0;mso-height-percent:0;mso-wrap-distance-left:9pt;mso-wrap-distance-top:0;mso-wrap-distance-right:9pt;mso-wrap-distance-bottom:0;mso-position-horizontal:absolute;mso-position-horizontal-relative:text;mso-position-vertical:absolute;mso-position-vertical-relative:text;mso-width-percent:0;mso-height-percent:0;mso-width-relative:margin;mso-height-relative:margin" o:gfxdata="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" strokecolor="black [3213]">
+            <v:stroke endarrow="open"/>
+          </v:shape>
+        </w:pict>
+      </w:r>
+      <w:r>
+        <w:rPr>
+          <w:noProof/>
+        </w:rPr>
+        <w:pict w14:anchorId="1BDDF1F7">
+          <v:shapetype id="_x0000_t109" coordsize="21600,21600" o:spt="109" path="m,l,21600r21600,l21600,xe">
+            <v:stroke joinstyle="miter"/>
+            <v:path gradientshapeok="t" o:connecttype="rect"/>
+          </v:shapetype>
+          <v:shape id="Elaborazione 77" o:spid="_x0000_s1041" type="#_x0000_t109" style="position:absolute;left:0;text-align:left;margin-left:391.8pt;margin-top:289.35pt;width:136.5pt;height:68.25pt;z-index:251707392;visibility:visible;mso-width-percent:0;mso-height-percent:0;mso-wrap-distance-left:9pt;mso-wrap-distance-top:0;mso-wrap-distance-right:9pt;mso-wrap-distance-bottom:0;mso-position-horizontal:absolute;mso-position-horizontal-relative:text;mso-position-vertical:absolute;mso-position-vertical-relative:text;mso-width-percent:0;mso-height-percent:0;mso-width-relative:margin;mso-height-relative:margin;v-text-anchor:middle" o:gfxdata="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" fillcolor="#00b050" strokecolor="#0070c0" strokeweight="2pt">
+            <v:textbox style="mso-next-textbox:#Elaborazione 77">
+              <w:txbxContent>
+                <w:p>
+                  <w:pPr>
+                    <w:autoSpaceDE w:val="0"/>
+                    <w:autoSpaceDN w:val="0"/>
+                    <w:adjustRightInd w:val="0"/>
+                    <w:jc w:val="center"/>
+                    <w:rPr>
+                      <w:rFonts w:asciiTheme="minorHAnsi" w:hAnsiTheme="minorHAnsi" w:cstheme="minorHAnsi"/>
+                      <w:b/>
+                      <w:sz w:val="18"/>
+                    </w:rPr>
+                  </w:pPr>
+                  <w:r>
+                    <w:rPr>
+                      <w:rFonts w:asciiTheme="minorHAnsi" w:hAnsiTheme="minorHAnsi" w:cstheme="minorHAnsi"/>
+                      <w:b/>
+                      <w:sz w:val="20"/>
+                    </w:rPr>
+                    <w:t xml:space="preserve">Controlla i </w:t>
+                  </w:r>
+                  <w:r>
+                    <w:rPr>
+                      <w:rStyle w:val="ui-provider"/>
+                      <w:rFonts w:asciiTheme="minorHAnsi" w:hAnsiTheme="minorHAnsi" w:cstheme="minorHAnsi"/>
+                      <w:b/>
+                      <w:sz w:val="20"/>
+                    </w:rPr>
+                    <w:t>bollettini</w:t>
+                  </w:r>
+                  <w:r>
+                    <w:rPr>
+                      <w:rStyle w:val="ui-provider"/>
+                      <w:rFonts w:asciiTheme="minorHAnsi" w:hAnsiTheme="minorHAnsi" w:cstheme="minorHAnsi"/>
+                      <w:b/>
+                      <w:sz w:val="20"/>
+                    </w:rPr>
+                    <w:t xml:space="preserve"> </w:t>
+                  </w:r>
+                  <w:proofErr w:type="gramStart"/>
+                  <w:r>
+                    <w:rPr>
+                      <w:rStyle w:val="ui-provider"/>
+                      <w:rFonts w:asciiTheme="minorHAnsi" w:hAnsiTheme="minorHAnsi" w:cstheme="minorHAnsi"/>
+                      <w:b/>
+                      <w:sz w:val="20"/>
+                    </w:rPr>
+                    <w:t>a partire dal</w:t>
+                  </w:r>
+                  <w:proofErr w:type="gramEnd"/>
+                  <w:r>
+                    <w:rPr>
+                      <w:rStyle w:val="ui-provider"/>
+                      <w:rFonts w:asciiTheme="minorHAnsi" w:hAnsiTheme="minorHAnsi" w:cstheme="minorHAnsi"/>
+                      <w:b/>
+                      <w:sz w:val="20"/>
+                    </w:rPr>
+                    <w:t xml:space="preserve"> quindicesimo giorno dalla loro generazione e per un</w:t>
+                  </w:r>
+                  <w:r>
+                    <w:rPr>
+                      <w:rStyle w:val="ui-provider"/>
+                      <w:b/>
+                    </w:rPr>
+                    <w:t xml:space="preserve"> </w:t>
+                  </w:r>
+                  <w:r>
+                    <w:rPr>
+                      <w:rStyle w:val="ui-provider"/>
+                      <w:rFonts w:asciiTheme="minorHAnsi" w:hAnsiTheme="minorHAnsi" w:cstheme="minorHAnsi"/>
+                      <w:b/>
+                      <w:sz w:val="20"/>
+                    </w:rPr>
+                    <w:t>massimo di 10 giorni</w:t>
+                  </w:r>
+                </w:p>
+              </w:txbxContent>
+            </v:textbox>
+          </v:shape>
+        </w:pict>
+      </w:r>
+      <w:r>
+        <w:rPr>
+          <w:noProof/>
+        </w:rPr>
+        <w:pict w14:anchorId="3D3F7D71">
           <v:shapetype id="_x0000_t110" coordsize="21600,21600" o:spt="110" path="m10800,l,10800,10800,21600,21600,10800xe">
             <v:stroke joinstyle="miter"/>
             <v:path gradientshapeok="t" o:connecttype="rect" textboxrect="5400,5400,16200,16200"/>
           </v:shapetype>
-          <v:shape id="Decisione 75" o:spid="_x0000_s1037" type="#_x0000_t110" style="position:absolute;left:0;text-align:left;margin-left:-39.45pt;margin-top:169.2pt;width:248.25pt;height:92.1pt;z-index:251678720;visibility:visible;mso-wrap-style:square;mso-width-percent:0;mso-height-percent:0;mso-wrap-distance-left:9pt;mso-wrap-distance-top:0;mso-wrap-distance-right:9pt;mso-wrap-distance-bottom:0;mso-position-horizontal-relative:text;mso-position-vertical-relative:text;mso-width-percent:0;mso-height-percent:0;mso-width-relative:margin;mso-height-relative:margin;v-text-anchor:middle" o:gfxdata="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" fillcolor="yellow" strokecolor="#0070c0" strokeweight="2pt">
+          <v:shape id="Decisione 76" o:spid="_x0000_s1036" type="#_x0000_t110" style="position:absolute;left:0;text-align:left;margin-left:280.7pt;margin-top:169.95pt;width:248.25pt;height:92.1pt;z-index:251706368;visibility:visible;mso-width-percent:0;mso-height-percent:0;mso-wrap-distance-left:9pt;mso-wrap-distance-top:0;mso-wrap-distance-right:9pt;mso-wrap-distance-bottom:0;mso-position-horizontal:absolute;mso-position-horizontal-relative:text;mso-position-vertical:absolute;mso-position-vertical-relative:text;mso-width-percent:0;mso-height-percent:0;mso-width-relative:margin;mso-height-relative:margin;v-text-anchor:middle" o:gfxdata="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" fillcolor="yellow" strokecolor="#0070c0" strokeweight="2pt">
+            <v:textbox style="mso-next-textbox:#Decisione 76">
+              <w:txbxContent>
+                <w:p>
+                  <w:pPr>
+                    <w:jc w:val="center"/>
+                    <w:rPr>
+                      <w:rFonts w:asciiTheme="minorHAnsi" w:hAnsiTheme="minorHAnsi" w:cstheme="minorHAnsi"/>
+                      <w:b/>
+                      <w:sz w:val="20"/>
+                    </w:rPr>
+                  </w:pPr>
+                  <w:proofErr w:type="gramStart"/>
+                  <w:r>
+                    <w:rPr>
+                      <w:rFonts w:asciiTheme="minorHAnsi" w:hAnsiTheme="minorHAnsi" w:cstheme="minorHAnsi"/>
+                      <w:b/>
+                      <w:sz w:val="20"/>
+                    </w:rPr>
+                    <w:t>g</w:t>
+                  </w:r>
+                  <w:r>
+                    <w:rPr>
+                      <w:rFonts w:asciiTheme="minorHAnsi" w:hAnsiTheme="minorHAnsi" w:cstheme="minorHAnsi"/>
+                      <w:b/>
+                      <w:sz w:val="20"/>
+                    </w:rPr>
+                    <w:t>eneratiDaGiorni</w:t>
+                  </w:r>
+                  <w:proofErr w:type="gramEnd"/>
+                  <w:r>
+                    <w:rPr>
+                      <w:rFonts w:asciiTheme="minorHAnsi" w:hAnsiTheme="minorHAnsi" w:cstheme="minorHAnsi"/>
+                      <w:b/>
+                      <w:sz w:val="20"/>
+                    </w:rPr>
+                    <w:t xml:space="preserve"> e </w:t>
+                  </w:r>
+                  <w:r>
+                    <w:rPr>
+                      <w:rFonts w:asciiTheme="minorHAnsi" w:hAnsiTheme="minorHAnsi" w:cstheme="minorHAnsi"/>
+                      <w:b/>
+                      <w:sz w:val="20"/>
+                    </w:rPr>
+                    <w:t>controllarePerGiorni</w:t>
+                  </w:r>
+                  <w:r>
+                    <w:rPr>
+                      <w:rFonts w:asciiTheme="minorHAnsi" w:hAnsiTheme="minorHAnsi" w:cstheme="minorHAnsi"/>
+                      <w:b/>
+                      <w:sz w:val="20"/>
+                    </w:rPr>
+                    <w:t xml:space="preserve"> sono valorizzati?</w:t>
+                  </w:r>
+                </w:p>
+              </w:txbxContent>
+            </v:textbox>
+          </v:shape>
+        </w:pict>
+      </w:r>
+      <w:r>
+        <w:rPr>
+          <w:noProof/>
+        </w:rPr>
+        <w:pict w14:anchorId="1FB50BB9">
+          <v:shape id="Decisione 75" o:spid="_x0000_s1037" type="#_x0000_t110" style="position:absolute;left:0;text-align:left;margin-left:-25.2pt;margin-top:169.2pt;width:248.25pt;height:92.1pt;z-index:251705344;visibility:visible;mso-width-percent:0;mso-height-percent:0;mso-wrap-distance-left:9pt;mso-wrap-distance-top:0;mso-wrap-distance-right:9pt;mso-wrap-distance-bottom:0;mso-position-horizontal-relative:text;mso-position-vertical-relative:text;mso-width-percent:0;mso-height-percent:0;mso-width-relative:margin;mso-height-relative:margin;v-text-anchor:middle" o:gfxdata="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" fillcolor="yellow" strokecolor="#0070c0" strokeweight="2pt">
             <v:textbox style="mso-next-textbox:#Decisione 75">
               <w:txbxContent>
                 <w:p>
@@ -11105,12 +11244,437 @@
         <w:rPr>
           <w:noProof/>
         </w:rPr>
-        <w:pict w14:anchorId="35CCE208">
-          <v:shapetype id="_x0000_t109" coordsize="21600,21600" o:spt="109" path="m,l,21600r21600,l21600,xe">
-            <v:stroke joinstyle="miter"/>
-            <v:path gradientshapeok="t" o:connecttype="rect"/>
-          </v:shapetype>
-          <v:shape id="Elaborazione 81880259" o:spid="_x0000_s1048" type="#_x0000_t109" style="position:absolute;left:0;text-align:left;margin-left:-37.95pt;margin-top:287.1pt;width:159pt;height:88.65pt;z-index:251668480;visibility:visible;mso-wrap-style:square;mso-width-percent:0;mso-wrap-distance-left:9pt;mso-wrap-distance-top:0;mso-wrap-distance-right:9pt;mso-wrap-distance-bottom:0;mso-position-horizontal-relative:text;mso-position-vertical-relative:text;mso-width-percent:0;mso-width-relative:margin;v-text-anchor:middle" o:gfxdata="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" fillcolor="#00b050" strokecolor="#0070c0" strokeweight="2pt">
+        <w:pict w14:anchorId="5CC16F67">
+          <v:shape id="Elaborazione alternativa 81880286" o:spid="_x0000_s1033" type="#_x0000_t176" style="position:absolute;left:0;text-align:left;margin-left:214.05pt;margin-top:3.6pt;width:1in;height:48.2pt;z-index:251704320;visibility:visible;mso-wrap-distance-left:9pt;mso-wrap-distance-top:0;mso-wrap-distance-right:9pt;mso-wrap-distance-bottom:0;mso-position-horizontal:absolute;mso-position-horizontal-relative:text;mso-position-vertical:absolute;mso-position-vertical-relative:text;v-text-anchor:middle" o:gfxdata="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" fillcolor="red" strokecolor="#243f60 [1604]" strokeweight="2pt">
+            <v:textbox style="mso-next-textbox:#Elaborazione alternativa 81880286">
+              <w:txbxContent>
+                <w:p>
+                  <w:pPr>
+                    <w:jc w:val="center"/>
+                    <w:rPr>
+                      <w:rFonts w:asciiTheme="minorHAnsi" w:hAnsiTheme="minorHAnsi" w:cstheme="minorHAnsi"/>
+                      <w:b/>
+                      <w:color w:val="000000" w:themeColor="text1"/>
+                      <w:sz w:val="20"/>
+                    </w:rPr>
+                  </w:pPr>
+                  <w:r>
+                    <w:rPr>
+                      <w:rFonts w:asciiTheme="minorHAnsi" w:hAnsiTheme="minorHAnsi" w:cstheme="minorHAnsi"/>
+                      <w:b/>
+                      <w:color w:val="000000" w:themeColor="text1"/>
+                      <w:sz w:val="20"/>
+                    </w:rPr>
+                    <w:t>INIZIO</w:t>
+                  </w:r>
+                </w:p>
+              </w:txbxContent>
+            </v:textbox>
+          </v:shape>
+        </w:pict>
+      </w:r>
+      <w:r>
+        <w:rPr>
+          <w:noProof/>
+        </w:rPr>
+        <w:pict w14:anchorId="74C7A90E">
+          <v:shape id="Connettore 2 16" o:spid="_x0000_s1062" type="#_x0000_t32" style="position:absolute;left:0;text-align:left;margin-left:33.15pt;margin-top:378.7pt;width:216.4pt;height:23.45pt;z-index:251703296;visibility:visible;mso-wrap-style:square;mso-width-percent:0;mso-height-percent:0;mso-wrap-distance-left:9pt;mso-wrap-distance-top:0;mso-wrap-distance-right:9pt;mso-wrap-distance-bottom:0;mso-position-horizontal:absolute;mso-position-horizontal-relative:text;mso-position-vertical:absolute;mso-position-vertical-relative:text;mso-width-percent:0;mso-height-percent:0;mso-width-relative:margin;mso-height-relative:margin" o:gfxdata="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" strokecolor="black [3213]">
+            <v:stroke endarrow="open"/>
+          </v:shape>
+        </w:pict>
+      </w:r>
+      <w:r>
+        <w:rPr>
+          <w:noProof/>
+        </w:rPr>
+        <w:pict w14:anchorId="569AFC08">
+          <v:shape id="Elaborazione 81880271" o:spid="_x0000_s1044" type="#_x0000_t109" style="position:absolute;left:0;text-align:left;margin-left:352.8pt;margin-top:481.35pt;width:141pt;height:52.7pt;z-index:251702272;visibility:visible;mso-width-percent:0;mso-wrap-distance-left:9pt;mso-wrap-distance-top:0;mso-wrap-distance-right:9pt;mso-wrap-distance-bottom:0;mso-position-horizontal:absolute;mso-position-horizontal-relative:text;mso-position-vertical:absolute;mso-position-vertical-relative:text;mso-width-percent:0;mso-width-relative:margin;v-text-anchor:middle" o:gfxdata="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" fillcolor="#00b050" strokecolor="#0070c0" strokeweight="2pt">
+            <v:textbox style="mso-next-textbox:#Elaborazione 81880271">
+              <w:txbxContent>
+                <w:p>
+                  <w:pPr>
+                    <w:autoSpaceDE w:val="0"/>
+                    <w:autoSpaceDN w:val="0"/>
+                    <w:adjustRightInd w:val="0"/>
+                    <w:jc w:val="center"/>
+                    <w:rPr>
+                      <w:rFonts w:asciiTheme="minorHAnsi" w:hAnsiTheme="minorHAnsi" w:cstheme="minorHAnsi"/>
+                      <w:b/>
+                      <w:sz w:val="18"/>
+                    </w:rPr>
+                  </w:pPr>
+                  <w:r>
+                    <w:rPr>
+                      <w:rStyle w:val="ui-provider"/>
+                      <w:rFonts w:asciiTheme="minorHAnsi" w:hAnsiTheme="minorHAnsi" w:cstheme="minorHAnsi"/>
+                      <w:b/>
+                      <w:sz w:val="20"/>
+                    </w:rPr>
+                    <w:t xml:space="preserve">Controlla </w:t>
+                  </w:r>
+                  <w:r>
+                    <w:rPr>
+                      <w:rStyle w:val="ui-provider"/>
+                      <w:rFonts w:asciiTheme="minorHAnsi" w:hAnsiTheme="minorHAnsi" w:cstheme="minorHAnsi"/>
+                      <w:b/>
+                      <w:sz w:val="20"/>
+                    </w:rPr>
+                    <w:t xml:space="preserve">solo i bollettini che NON sono stati controllati negli ultimi </w:t>
+                  </w:r>
+                  <w:proofErr w:type="gramStart"/>
+                  <w:r>
+                    <w:rPr>
+                      <w:rStyle w:val="ui-provider"/>
+                      <w:rFonts w:asciiTheme="minorHAnsi" w:hAnsiTheme="minorHAnsi" w:cstheme="minorHAnsi"/>
+                      <w:b/>
+                      <w:sz w:val="20"/>
+                    </w:rPr>
+                    <w:t>5</w:t>
+                  </w:r>
+                  <w:proofErr w:type="gramEnd"/>
+                  <w:r>
+                    <w:rPr>
+                      <w:rStyle w:val="ui-provider"/>
+                      <w:rFonts w:asciiTheme="minorHAnsi" w:hAnsiTheme="minorHAnsi" w:cstheme="minorHAnsi"/>
+                      <w:b/>
+                      <w:sz w:val="20"/>
+                    </w:rPr>
+                    <w:t xml:space="preserve"> giorni</w:t>
+                  </w:r>
+                </w:p>
+              </w:txbxContent>
+            </v:textbox>
+          </v:shape>
+        </w:pict>
+      </w:r>
+      <w:r>
+        <w:rPr>
+          <w:noProof/>
+        </w:rPr>
+        <w:pict w14:anchorId="5A368308">
+          <v:shape id="Decisione 81880260" o:spid="_x0000_s1043" type="#_x0000_t110" style="position:absolute;left:0;text-align:left;margin-left:138.3pt;margin-top:404.1pt;width:242.45pt;height:70.25pt;z-index:251701248;visibility:visible;mso-width-percent:0;mso-wrap-distance-left:9pt;mso-wrap-distance-top:0;mso-wrap-distance-right:9pt;mso-wrap-distance-bottom:0;mso-position-horizontal:absolute;mso-position-horizontal-relative:text;mso-position-vertical:absolute;mso-position-vertical-relative:text;mso-width-percent:0;mso-width-relative:margin;v-text-anchor:middle" o:gfxdata="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" fillcolor="yellow" strokecolor="#0070c0" strokeweight="2pt">
+            <v:textbox style="mso-next-textbox:#Decisione 81880260">
+              <w:txbxContent>
+                <w:p>
+                  <w:pPr>
+                    <w:jc w:val="center"/>
+                    <w:rPr>
+                      <w:rFonts w:asciiTheme="minorHAnsi" w:hAnsiTheme="minorHAnsi" w:cstheme="minorHAnsi"/>
+                      <w:b/>
+                      <w:sz w:val="20"/>
+                    </w:rPr>
+                  </w:pPr>
+                  <w:proofErr w:type="gramStart"/>
+                  <w:r>
+                    <w:rPr>
+                      <w:rFonts w:asciiTheme="minorHAnsi" w:hAnsiTheme="minorHAnsi" w:cstheme="minorHAnsi"/>
+                      <w:b/>
+                      <w:sz w:val="20"/>
+                    </w:rPr>
+                    <w:t>controllateDaGiorni</w:t>
+                  </w:r>
+                  <w:proofErr w:type="gramEnd"/>
+                  <w:r>
+                    <w:rPr>
+                      <w:rFonts w:asciiTheme="minorHAnsi" w:hAnsiTheme="minorHAnsi" w:cstheme="minorHAnsi"/>
+                      <w:b/>
+                      <w:sz w:val="20"/>
+                    </w:rPr>
+                    <w:t xml:space="preserve"> è valorizzato?</w:t>
+                  </w:r>
+                </w:p>
+              </w:txbxContent>
+            </v:textbox>
+          </v:shape>
+        </w:pict>
+      </w:r>
+      <w:r>
+        <w:rPr>
+          <w:noProof/>
+        </w:rPr>
+        <w:pict w14:anchorId="19BB4373">
+          <v:group id="Gruppo 81" o:spid="_x0000_s1063" style="position:absolute;left:0;text-align:left;margin-left:257.75pt;margin-top:462.35pt;width:92.85pt;height:40.5pt;z-index:251700224;mso-height-relative:margin" coordsize="11791,5146" o:gfxdata="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">
+            <v:shape id="Connettore 81880278" o:spid="_x0000_s1064" type="#_x0000_t120" style="position:absolute;left:1755;width:9510;height:4552;visibility:visible;v-text-anchor:middle" o:gfxdata="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" fillcolor="white [3201]" strokecolor="white [3212]" strokeweight="2pt">
+              <v:textbox style="mso-next-textbox:#Connettore 81880278">
+                <w:txbxContent>
+                  <w:p>
+                    <w:pPr>
+                      <w:jc w:val="center"/>
+                      <w:rPr>
+                        <w:b/>
+                        <w:sz w:val="20"/>
+                      </w:rPr>
+                    </w:pPr>
+                    <w:r>
+                      <w:rPr>
+                        <w:rFonts w:asciiTheme="minorHAnsi" w:hAnsiTheme="minorHAnsi" w:cstheme="minorHAnsi"/>
+                        <w:b/>
+                        <w:sz w:val="20"/>
+                        <w:szCs w:val="22"/>
+                      </w:rPr>
+                      <w:t>SI</w:t>
+                    </w:r>
+                    <w:r>
+                      <w:rPr>
+                        <w:rFonts w:asciiTheme="minorHAnsi" w:hAnsiTheme="minorHAnsi" w:cstheme="minorHAnsi"/>
+                        <w:b/>
+                        <w:sz w:val="20"/>
+                        <w:szCs w:val="22"/>
+                      </w:rPr>
+                      <w:t xml:space="preserve"> (es. 5)</w:t>
+                    </w:r>
+                  </w:p>
+                </w:txbxContent>
+              </v:textbox>
+            </v:shape>
+            <v:shape id="Connettore 2 81880279" o:spid="_x0000_s1065" type="#_x0000_t32" style="position:absolute;top:1450;width:11791;height:3696;visibility:visible;mso-wrap-style:square" o:connectortype="straight" o:gfxdata="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" strokecolor="black [3213]">
+              <v:stroke endarrow="open"/>
+            </v:shape>
+          </v:group>
+        </w:pict>
+      </w:r>
+      <w:r>
+        <w:rPr>
+          <w:noProof/>
+        </w:rPr>
+        <w:pict w14:anchorId="6C66B65A">
+          <v:group id="Gruppo 81880274" o:spid="_x0000_s1051" style="position:absolute;left:0;text-align:left;margin-left:-18.55pt;margin-top:248.2pt;width:115pt;height:38.9pt;z-index:251699200;mso-width-relative:margin;mso-height-relative:margin" coordorigin="-9555,-1180" coordsize="15551,5071" o:gfxdata="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">
+            <v:shape id="Connettore 81880275" o:spid="_x0000_s1052" type="#_x0000_t120" style="position:absolute;left:-9555;top:-1180;width:14268;height:5070;visibility:visible;v-text-anchor:middle" o:gfxdata="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" filled="f" stroked="f" strokeweight="2pt">
+              <v:textbox style="mso-next-textbox:#Connettore 81880275">
+                <w:txbxContent>
+                  <w:p>
+                    <w:pPr>
+                      <w:jc w:val="center"/>
+                      <w:rPr>
+                        <w:b/>
+                        <w:sz w:val="20"/>
+                      </w:rPr>
+                    </w:pPr>
+                    <w:r>
+                      <w:rPr>
+                        <w:rFonts w:asciiTheme="minorHAnsi" w:hAnsiTheme="minorHAnsi" w:cstheme="minorHAnsi"/>
+                        <w:b/>
+                        <w:sz w:val="20"/>
+                        <w:szCs w:val="22"/>
+                      </w:rPr>
+                      <w:t>SI</w:t>
+                    </w:r>
+                    <w:r>
+                      <w:rPr>
+                        <w:rFonts w:asciiTheme="minorHAnsi" w:hAnsiTheme="minorHAnsi" w:cstheme="minorHAnsi"/>
+                        <w:b/>
+                        <w:sz w:val="20"/>
+                        <w:szCs w:val="22"/>
+                      </w:rPr>
+                      <w:t xml:space="preserve"> (es. </w:t>
+                    </w:r>
+                    <w:proofErr w:type="gramStart"/>
+                    <w:r>
+                      <w:rPr>
+                        <w:rFonts w:asciiTheme="minorHAnsi" w:hAnsiTheme="minorHAnsi" w:cstheme="minorHAnsi"/>
+                        <w:b/>
+                        <w:sz w:val="20"/>
+                        <w:szCs w:val="22"/>
+                      </w:rPr>
+                      <w:t>15</w:t>
+                    </w:r>
+                    <w:proofErr w:type="gramEnd"/>
+                    <w:r>
+                      <w:rPr>
+                        <w:rFonts w:asciiTheme="minorHAnsi" w:hAnsiTheme="minorHAnsi" w:cstheme="minorHAnsi"/>
+                        <w:b/>
+                        <w:sz w:val="20"/>
+                        <w:szCs w:val="22"/>
+                      </w:rPr>
+                      <w:t xml:space="preserve"> e 10</w:t>
+                    </w:r>
+                    <w:r>
+                      <w:rPr>
+                        <w:rFonts w:asciiTheme="minorHAnsi" w:hAnsiTheme="minorHAnsi" w:cstheme="minorHAnsi"/>
+                        <w:b/>
+                        <w:sz w:val="20"/>
+                        <w:szCs w:val="22"/>
+                      </w:rPr>
+                      <w:t>)</w:t>
+                    </w:r>
+                  </w:p>
+                </w:txbxContent>
+              </v:textbox>
+            </v:shape>
+            <v:shape id="Connettore 2 81880276" o:spid="_x0000_s1053" type="#_x0000_t32" style="position:absolute;left:-1705;top:637;width:7701;height:2953;flip:x;visibility:visible;mso-wrap-style:square" o:connectortype="straight" o:gfxdata="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" strokecolor="black [3213]">
+              <v:stroke endarrow="open"/>
+            </v:shape>
+          </v:group>
+        </w:pict>
+      </w:r>
+      <w:r>
+        <w:rPr>
+          <w:noProof/>
+        </w:rPr>
+        <w:pict w14:anchorId="6026CB16">
+          <v:shape id="Elaborazione 81880270" o:spid="_x0000_s1047" type="#_x0000_t109" style="position:absolute;left:0;text-align:left;margin-left:138.6pt;margin-top:287.6pt;width:117.95pt;height:62.7pt;z-index:251698176;visibility:visible;mso-wrap-distance-left:9pt;mso-wrap-distance-top:0;mso-wrap-distance-right:9pt;mso-wrap-distance-bottom:0;mso-position-horizontal-relative:text;mso-position-vertical-relative:text;v-text-anchor:middle" o:gfxdata="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" fillcolor="#00b050" strokecolor="#0070c0" strokeweight="2pt">
+            <v:textbox style="mso-next-textbox:#Elaborazione 81880270">
+              <w:txbxContent>
+                <w:p>
+                  <w:pPr>
+                    <w:autoSpaceDE w:val="0"/>
+                    <w:autoSpaceDN w:val="0"/>
+                    <w:adjustRightInd w:val="0"/>
+                    <w:jc w:val="center"/>
+                    <w:rPr>
+                      <w:rFonts w:asciiTheme="minorHAnsi" w:hAnsiTheme="minorHAnsi" w:cstheme="minorHAnsi"/>
+                      <w:b/>
+                      <w:sz w:val="18"/>
+                    </w:rPr>
+                  </w:pPr>
+                  <w:r>
+                    <w:rPr>
+                      <w:rFonts w:asciiTheme="minorHAnsi" w:hAnsiTheme="minorHAnsi" w:cstheme="minorHAnsi"/>
+                      <w:b/>
+                      <w:sz w:val="20"/>
+                    </w:rPr>
+                    <w:t xml:space="preserve">Controlla i bollettini scaduti da </w:t>
+                  </w:r>
+                  <w:proofErr w:type="gramStart"/>
+                  <w:r>
+                    <w:rPr>
+                      <w:rFonts w:asciiTheme="minorHAnsi" w:hAnsiTheme="minorHAnsi" w:cstheme="minorHAnsi"/>
+                      <w:b/>
+                      <w:sz w:val="20"/>
+                    </w:rPr>
+                    <w:t>3</w:t>
+                  </w:r>
+                  <w:proofErr w:type="gramEnd"/>
+                  <w:r>
+                    <w:rPr>
+                      <w:rFonts w:asciiTheme="minorHAnsi" w:hAnsiTheme="minorHAnsi" w:cstheme="minorHAnsi"/>
+                      <w:b/>
+                      <w:sz w:val="20"/>
+                    </w:rPr>
+                    <w:t xml:space="preserve"> giorni o che scadranno tra 3 giorni</w:t>
+                  </w:r>
+                </w:p>
+              </w:txbxContent>
+            </v:textbox>
+          </v:shape>
+        </w:pict>
+      </w:r>
+      <w:r>
+        <w:rPr>
+          <w:noProof/>
+        </w:rPr>
+        <w:pict w14:anchorId="5A0A2E2C">
+          <v:group id="Gruppo 81880285" o:spid="_x0000_s1054" style="position:absolute;left:0;text-align:left;margin-left:97.55pt;margin-top:246.3pt;width:98.25pt;height:38.15pt;z-index:251697152;mso-width-relative:margin;mso-height-relative:margin" coordorigin="-168,-1047" coordsize="12479,4845" o:gfxdata="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">
+            <v:shape id="Connettore 81880268" o:spid="_x0000_s1055" type="#_x0000_t120" style="position:absolute;left:1809;top:-1047;width:6053;height:4561;visibility:visible;v-text-anchor:middle" o:gfxdata="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" filled="f" stroked="f" strokeweight="2pt">
+              <v:textbox style="mso-next-textbox:#Connettore 81880268">
+                <w:txbxContent>
+                  <w:p>
+                    <w:pPr>
+                      <w:jc w:val="center"/>
+                      <w:rPr>
+                        <w:b/>
+                        <w:sz w:val="20"/>
+                      </w:rPr>
+                    </w:pPr>
+                    <w:r>
+                      <w:rPr>
+                        <w:rFonts w:asciiTheme="minorHAnsi" w:hAnsiTheme="minorHAnsi" w:cstheme="minorHAnsi"/>
+                        <w:b/>
+                        <w:sz w:val="20"/>
+                        <w:szCs w:val="22"/>
+                      </w:rPr>
+                      <w:t>NO</w:t>
+                    </w:r>
+                  </w:p>
+                </w:txbxContent>
+              </v:textbox>
+            </v:shape>
+            <v:shape id="Connettore 2 81880269" o:spid="_x0000_s1056" type="#_x0000_t32" style="position:absolute;left:-168;top:952;width:12478;height:2845;visibility:visible;mso-wrap-style:square" o:connectortype="straight" o:gfxdata="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" strokecolor="black [3213]">
+              <v:stroke endarrow="open"/>
+            </v:shape>
+          </v:group>
+        </w:pict>
+      </w:r>
+      <w:r>
+        <w:rPr>
+          <w:noProof/>
+        </w:rPr>
+        <w:pict w14:anchorId="311710C9">
+          <v:group id="Gruppo 81880264" o:spid="_x0000_s1057" style="position:absolute;left:0;text-align:left;margin-left:405.25pt;margin-top:249.8pt;width:119.8pt;height:35.8pt;z-index:251696128;mso-width-relative:margin;mso-height-relative:margin" coordorigin="6130,-945" coordsize="12357,4572" o:gfxdata="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">
+            <v:shape id="Connettore 81880265" o:spid="_x0000_s1058" type="#_x0000_t120" style="position:absolute;left:6774;top:-945;width:11713;height:4571;visibility:visible;v-text-anchor:middle" o:gfxdata="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" fillcolor="white [3201]" strokecolor="white [3212]" strokeweight="2pt">
+              <v:textbox style="mso-next-textbox:#Connettore 81880265">
+                <w:txbxContent>
+                  <w:p>
+                    <w:pPr>
+                      <w:jc w:val="center"/>
+                      <w:rPr>
+                        <w:b/>
+                        <w:sz w:val="20"/>
+                      </w:rPr>
+                    </w:pPr>
+                    <w:r>
+                      <w:rPr>
+                        <w:rFonts w:asciiTheme="minorHAnsi" w:hAnsiTheme="minorHAnsi" w:cstheme="minorHAnsi"/>
+                        <w:b/>
+                        <w:sz w:val="20"/>
+                        <w:szCs w:val="22"/>
+                      </w:rPr>
+                      <w:t>SI</w:t>
+                    </w:r>
+                    <w:r>
+                      <w:rPr>
+                        <w:rFonts w:asciiTheme="minorHAnsi" w:hAnsiTheme="minorHAnsi" w:cstheme="minorHAnsi"/>
+                        <w:b/>
+                        <w:sz w:val="20"/>
+                        <w:szCs w:val="22"/>
+                      </w:rPr>
+                      <w:t xml:space="preserve"> (es. </w:t>
+                    </w:r>
+                    <w:proofErr w:type="gramStart"/>
+                    <w:r>
+                      <w:rPr>
+                        <w:rFonts w:asciiTheme="minorHAnsi" w:hAnsiTheme="minorHAnsi" w:cstheme="minorHAnsi"/>
+                        <w:b/>
+                        <w:sz w:val="20"/>
+                        <w:szCs w:val="22"/>
+                      </w:rPr>
+                      <w:t>15</w:t>
+                    </w:r>
+                    <w:proofErr w:type="gramEnd"/>
+                    <w:r>
+                      <w:rPr>
+                        <w:rFonts w:asciiTheme="minorHAnsi" w:hAnsiTheme="minorHAnsi" w:cstheme="minorHAnsi"/>
+                        <w:b/>
+                        <w:sz w:val="20"/>
+                        <w:szCs w:val="22"/>
+                      </w:rPr>
+                      <w:t xml:space="preserve"> e 10</w:t>
+                    </w:r>
+                    <w:r>
+                      <w:rPr>
+                        <w:rFonts w:asciiTheme="minorHAnsi" w:hAnsiTheme="minorHAnsi" w:cstheme="minorHAnsi"/>
+                        <w:b/>
+                        <w:sz w:val="20"/>
+                        <w:szCs w:val="22"/>
+                      </w:rPr>
+                      <w:t>)</w:t>
+                    </w:r>
+                  </w:p>
+                </w:txbxContent>
+              </v:textbox>
+            </v:shape>
+            <v:shape id="Connettore 2 81880266" o:spid="_x0000_s1059" type="#_x0000_t32" style="position:absolute;left:6130;top:637;width:5584;height:2966;visibility:visible;mso-wrap-style:square" o:connectortype="straight" o:gfxdata="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" strokecolor="black [3213]">
+              <v:stroke endarrow="open"/>
+            </v:shape>
+          </v:group>
+        </w:pict>
+      </w:r>
+      <w:r>
+        <w:rPr>
+          <w:noProof/>
+        </w:rPr>
+        <w:pict w14:anchorId="2F0AACA6">
+          <v:shape id="Elaborazione 81880259" o:spid="_x0000_s1048" type="#_x0000_t109" style="position:absolute;left:0;text-align:left;margin-left:-26.7pt;margin-top:287.1pt;width:159pt;height:88.65pt;z-index:251695104;visibility:visible;mso-width-percent:0;mso-wrap-distance-left:9pt;mso-wrap-distance-top:0;mso-wrap-distance-right:9pt;mso-wrap-distance-bottom:0;mso-position-horizontal-relative:text;mso-position-vertical-relative:text;mso-width-percent:0;mso-width-relative:margin;v-text-anchor:middle" o:gfxdata="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" fillcolor="#00b050" strokecolor="#0070c0" strokeweight="2pt">
             <v:textbox style="mso-next-textbox:#Elaborazione 81880259">
               <w:txbxContent>
                 <w:p>
@@ -11131,7 +11695,25 @@
                       <w:b/>
                       <w:sz w:val="20"/>
                     </w:rPr>
-                    <w:t>Controlla i bollettini scaduti da 3 giorni o che scadranno tra 3 giorni oppure quelli senza data scadenza</w:t>
+                    <w:t xml:space="preserve">Controlla i bollettini scaduti da </w:t>
+                  </w:r>
+                  <w:proofErr w:type="gramStart"/>
+                  <w:r>
+                    <w:rPr>
+                      <w:rFonts w:asciiTheme="minorHAnsi" w:hAnsiTheme="minorHAnsi" w:cstheme="minorHAnsi"/>
+                      <w:b/>
+                      <w:sz w:val="20"/>
+                    </w:rPr>
+                    <w:t>3</w:t>
+                  </w:r>
+                  <w:proofErr w:type="gramEnd"/>
+                  <w:r>
+                    <w:rPr>
+                      <w:rFonts w:asciiTheme="minorHAnsi" w:hAnsiTheme="minorHAnsi" w:cstheme="minorHAnsi"/>
+                      <w:b/>
+                      <w:sz w:val="20"/>
+                    </w:rPr>
+                    <w:t xml:space="preserve"> giorni o che scadranno tra 3 giorni oppure quelli senza data scadenza</w:t>
                   </w:r>
                   <w:r>
                     <w:rPr>
@@ -11189,43 +11771,9 @@
         <w:rPr>
           <w:noProof/>
         </w:rPr>
-        <w:pict w14:anchorId="7DFF3FFC">
-          <v:shape id="Elaborazione 81880270" o:spid="_x0000_s1047" type="#_x0000_t109" style="position:absolute;left:0;text-align:left;margin-left:129.6pt;margin-top:287.6pt;width:117.95pt;height:62.7pt;z-index:251671552;visibility:visible;mso-wrap-style:square;mso-wrap-distance-left:9pt;mso-wrap-distance-top:0;mso-wrap-distance-right:9pt;mso-wrap-distance-bottom:0;mso-position-horizontal-relative:text;mso-position-vertical-relative:text;v-text-anchor:middle" o:gfxdata="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" fillcolor="#00b050" strokecolor="#0070c0" strokeweight="2pt">
-            <v:textbox style="mso-next-textbox:#Elaborazione 81880270">
-              <w:txbxContent>
-                <w:p>
-                  <w:pPr>
-                    <w:autoSpaceDE w:val="0"/>
-                    <w:autoSpaceDN w:val="0"/>
-                    <w:adjustRightInd w:val="0"/>
-                    <w:jc w:val="center"/>
-                    <w:rPr>
-                      <w:rFonts w:asciiTheme="minorHAnsi" w:hAnsiTheme="minorHAnsi" w:cstheme="minorHAnsi"/>
-                      <w:b/>
-                      <w:sz w:val="18"/>
-                    </w:rPr>
-                  </w:pPr>
-                  <w:r>
-                    <w:rPr>
-                      <w:rFonts w:asciiTheme="minorHAnsi" w:hAnsiTheme="minorHAnsi" w:cstheme="minorHAnsi"/>
-                      <w:b/>
-                      <w:sz w:val="20"/>
-                    </w:rPr>
-                    <w:t>Controlla i bollettini scaduti da 3 giorni o che scadranno tra 3 giorni</w:t>
-                  </w:r>
-                </w:p>
-              </w:txbxContent>
-            </v:textbox>
-          </v:shape>
-        </w:pict>
-      </w:r>
-      <w:r>
-        <w:rPr>
-          <w:noProof/>
-        </w:rPr>
-        <w:pict w14:anchorId="081EEB8D">
-          <v:group id="Gruppo 81880263" o:spid="_x0000_s1067" style="position:absolute;left:0;text-align:left;margin-left:85.55pt;margin-top:132.85pt;width:164pt;height:35.8pt;z-index:251667456;mso-width-relative:margin;mso-height-relative:margin" coordorigin="-12955,-1476" coordsize="20844,4572" o:gfxdata="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">
-            <v:shape id="Connettore 81880257" o:spid="_x0000_s1068" type="#_x0000_t120" style="position:absolute;left:-8489;top:-1476;width:9762;height:4571;visibility:visible;mso-wrap-style:square;v-text-anchor:middle" o:gfxdata="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" fillcolor="white [3201]" strokecolor="white [3212]" strokeweight="2pt">
+        <w:pict w14:anchorId="6EDFE080">
+          <v:group id="Gruppo 81880263" o:spid="_x0000_s1067" style="position:absolute;left:0;text-align:left;margin-left:104.4pt;margin-top:132.85pt;width:145.15pt;height:35.2pt;z-index:251694080;mso-width-relative:margin;mso-height-relative:margin" coordorigin="-12955,-1476" coordsize="20844,4572" o:gfxdata="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">
+            <v:shape id="Connettore 81880257" o:spid="_x0000_s1068" type="#_x0000_t120" style="position:absolute;left:-8489;top:-1476;width:9762;height:4571;visibility:visible;v-text-anchor:middle" o:gfxdata="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" fillcolor="white [3201]" strokecolor="white [3212]" strokeweight="2pt">
               <v:textbox style="mso-next-textbox:#Connettore 81880257">
                 <w:txbxContent>
                   <w:p>
@@ -11268,459 +11816,9 @@
         <w:rPr>
           <w:noProof/>
         </w:rPr>
-        <w:pict w14:anchorId="512B4BCF">
-          <v:shape id="Connettore 2 83" o:spid="_x0000_s1066" type="#_x0000_t32" style="position:absolute;left:0;text-align:left;margin-left:260.45pt;margin-top:474.6pt;width:.75pt;height:88.5pt;z-index:251685888;visibility:visible;mso-wrap-style:square;mso-width-percent:0;mso-height-percent:0;mso-wrap-distance-left:9pt;mso-wrap-distance-top:0;mso-wrap-distance-right:9pt;mso-wrap-distance-bottom:0;mso-position-horizontal:absolute;mso-position-horizontal-relative:text;mso-position-vertical:absolute;mso-position-vertical-relative:text;mso-width-percent:0;mso-height-percent:0;mso-width-relative:margin;mso-height-relative:margin" o:gfxdata="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" strokecolor="black [3213]">
-            <v:stroke endarrow="open"/>
-          </v:shape>
-        </w:pict>
-      </w:r>
-      <w:r>
-        <w:rPr>
-          <w:noProof/>
-        </w:rPr>
-        <w:pict w14:anchorId="6D41F393">
-          <v:group id="Gruppo 81" o:spid="_x0000_s1063" style="position:absolute;left:0;text-align:left;margin-left:257.75pt;margin-top:462.35pt;width:92.85pt;height:40.5pt;z-index:251673600;mso-height-relative:margin" coordsize="11791,5146" o:gfxdata="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">
-            <v:shape id="Connettore 81880278" o:spid="_x0000_s1064" type="#_x0000_t120" style="position:absolute;left:1755;width:9510;height:4552;visibility:visible;mso-wrap-style:square;v-text-anchor:middle" o:gfxdata="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" fillcolor="white [3201]" strokecolor="white [3212]" strokeweight="2pt">
-              <v:textbox style="mso-next-textbox:#Connettore 81880278">
-                <w:txbxContent>
-                  <w:p>
-                    <w:pPr>
-                      <w:jc w:val="center"/>
-                      <w:rPr>
-                        <w:b/>
-                        <w:sz w:val="20"/>
-                      </w:rPr>
-                    </w:pPr>
-                    <w:r>
-                      <w:rPr>
-                        <w:rFonts w:asciiTheme="minorHAnsi" w:hAnsiTheme="minorHAnsi" w:cstheme="minorHAnsi"/>
-                        <w:b/>
-                        <w:sz w:val="20"/>
-                        <w:szCs w:val="22"/>
-                      </w:rPr>
-                      <w:t>SI</w:t>
-                    </w:r>
-                    <w:r>
-                      <w:rPr>
-                        <w:rFonts w:asciiTheme="minorHAnsi" w:hAnsiTheme="minorHAnsi" w:cstheme="minorHAnsi"/>
-                        <w:b/>
-                        <w:sz w:val="20"/>
-                        <w:szCs w:val="22"/>
-                      </w:rPr>
-                      <w:t xml:space="preserve"> (es. 5)</w:t>
-                    </w:r>
-                  </w:p>
-                </w:txbxContent>
-              </v:textbox>
-            </v:shape>
-            <v:shape id="Connettore 2 81880279" o:spid="_x0000_s1065" type="#_x0000_t32" style="position:absolute;top:1450;width:11791;height:3696;visibility:visible;mso-wrap-style:square" o:connectortype="straight" o:gfxdata="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" strokecolor="black [3213]">
-              <v:stroke endarrow="open"/>
-            </v:shape>
-          </v:group>
-        </w:pict>
-      </w:r>
-      <w:r>
-        <w:rPr>
-          <w:noProof/>
-        </w:rPr>
-        <w:pict w14:anchorId="799E079A">
-          <v:shape id="Connettore 2 16" o:spid="_x0000_s1062" type="#_x0000_t32" style="position:absolute;left:0;text-align:left;margin-left:33.15pt;margin-top:378.7pt;width:216.4pt;height:23.45pt;z-index:251676672;visibility:visible;mso-wrap-style:square;mso-width-percent:0;mso-height-percent:0;mso-wrap-distance-left:9pt;mso-wrap-distance-top:0;mso-wrap-distance-right:9pt;mso-wrap-distance-bottom:0;mso-position-horizontal:absolute;mso-position-horizontal-relative:text;mso-position-vertical:absolute;mso-position-vertical-relative:text;mso-width-percent:0;mso-height-percent:0;mso-width-relative:margin;mso-height-relative:margin" o:gfxdata="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" strokecolor="black [3213]">
-            <v:stroke endarrow="open"/>
-          </v:shape>
-        </w:pict>
-      </w:r>
-      <w:r>
-        <w:rPr>
-          <w:noProof/>
-        </w:rPr>
-        <w:pict w14:anchorId="0700AEED">
-          <v:shape id="Connettore 2 80" o:spid="_x0000_s1061" type="#_x0000_t32" style="position:absolute;left:0;text-align:left;margin-left:267.1pt;margin-top:357.9pt;width:194.25pt;height:42.75pt;flip:x;z-index:251683840;visibility:visible;mso-wrap-style:square;mso-width-percent:0;mso-height-percent:0;mso-wrap-distance-left:9pt;mso-wrap-distance-top:0;mso-wrap-distance-right:9pt;mso-wrap-distance-bottom:0;mso-position-horizontal:absolute;mso-position-horizontal-relative:text;mso-position-vertical:absolute;mso-position-vertical-relative:text;mso-width-percent:0;mso-height-percent:0;mso-width-relative:margin;mso-height-relative:margin" o:gfxdata="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" strokecolor="black [3213]">
-            <v:stroke endarrow="open"/>
-          </v:shape>
-        </w:pict>
-      </w:r>
-      <w:r>
-        <w:rPr>
-          <w:noProof/>
-        </w:rPr>
-        <w:pict w14:anchorId="5677004F">
-          <v:shape id="Connettore 2 78" o:spid="_x0000_s1060" type="#_x0000_t32" style="position:absolute;left:0;text-align:left;margin-left:262.95pt;margin-top:261.9pt;width:142.5pt;height:136.5pt;flip:x;z-index:251681792;visibility:visible;mso-wrap-style:square;mso-width-percent:0;mso-height-percent:0;mso-wrap-distance-left:9pt;mso-wrap-distance-top:0;mso-wrap-distance-right:9pt;mso-wrap-distance-bottom:0;mso-position-horizontal:absolute;mso-position-horizontal-relative:text;mso-position-vertical:absolute;mso-position-vertical-relative:text;mso-width-percent:0;mso-height-percent:0;mso-width-relative:margin;mso-height-relative:margin" o:gfxdata="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" strokecolor="black [3213]">
-            <v:stroke endarrow="open"/>
-          </v:shape>
-        </w:pict>
-      </w:r>
-      <w:r>
-        <w:rPr>
-          <w:noProof/>
-        </w:rPr>
-        <w:pict w14:anchorId="2A94FB68">
-          <v:group id="Gruppo 81880264" o:spid="_x0000_s1057" style="position:absolute;left:0;text-align:left;margin-left:405.25pt;margin-top:249.8pt;width:119.8pt;height:35.8pt;z-index:251669504;mso-width-relative:margin;mso-height-relative:margin" coordorigin="6130,-945" coordsize="12357,4572" o:gfxdata="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">
-            <v:shape id="Connettore 81880265" o:spid="_x0000_s1058" type="#_x0000_t120" style="position:absolute;left:6774;top:-945;width:11713;height:4571;visibility:visible;mso-wrap-style:square;v-text-anchor:middle" o:gfxdata="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" fillcolor="white [3201]" strokecolor="white [3212]" strokeweight="2pt">
-              <v:textbox style="mso-next-textbox:#Connettore 81880265">
-                <w:txbxContent>
-                  <w:p>
-                    <w:pPr>
-                      <w:jc w:val="center"/>
-                      <w:rPr>
-                        <w:b/>
-                        <w:sz w:val="20"/>
-                      </w:rPr>
-                    </w:pPr>
-                    <w:r>
-                      <w:rPr>
-                        <w:rFonts w:asciiTheme="minorHAnsi" w:hAnsiTheme="minorHAnsi" w:cstheme="minorHAnsi"/>
-                        <w:b/>
-                        <w:sz w:val="20"/>
-                        <w:szCs w:val="22"/>
-                      </w:rPr>
-                      <w:t>SI</w:t>
-                    </w:r>
-                    <w:r>
-                      <w:rPr>
-                        <w:rFonts w:asciiTheme="minorHAnsi" w:hAnsiTheme="minorHAnsi" w:cstheme="minorHAnsi"/>
-                        <w:b/>
-                        <w:sz w:val="20"/>
-                        <w:szCs w:val="22"/>
-                      </w:rPr>
-                      <w:t xml:space="preserve"> (es. </w:t>
-                    </w:r>
-                    <w:r>
-                      <w:rPr>
-                        <w:rFonts w:asciiTheme="minorHAnsi" w:hAnsiTheme="minorHAnsi" w:cstheme="minorHAnsi"/>
-                        <w:b/>
-                        <w:sz w:val="20"/>
-                        <w:szCs w:val="22"/>
-                      </w:rPr>
-                      <w:t>15 e 10</w:t>
-                    </w:r>
-                    <w:r>
-                      <w:rPr>
-                        <w:rFonts w:asciiTheme="minorHAnsi" w:hAnsiTheme="minorHAnsi" w:cstheme="minorHAnsi"/>
-                        <w:b/>
-                        <w:sz w:val="20"/>
-                        <w:szCs w:val="22"/>
-                      </w:rPr>
-                      <w:t>)</w:t>
-                    </w:r>
-                  </w:p>
-                </w:txbxContent>
-              </v:textbox>
-            </v:shape>
-            <v:shape id="Connettore 2 81880266" o:spid="_x0000_s1059" type="#_x0000_t32" style="position:absolute;left:6130;top:637;width:5584;height:2966;visibility:visible;mso-wrap-style:square" o:connectortype="straight" o:gfxdata="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" strokecolor="black [3213]">
-              <v:stroke endarrow="open"/>
-            </v:shape>
-          </v:group>
-        </w:pict>
-      </w:r>
-      <w:r>
-        <w:rPr>
-          <w:noProof/>
-        </w:rPr>
-        <w:pict w14:anchorId="60CC772D">
-          <v:shape id="Connettore 18" o:spid="_x0000_s1050" type="#_x0000_t120" style="position:absolute;left:0;text-align:left;margin-left:248.8pt;margin-top:498.2pt;width:47.65pt;height:35.9pt;z-index:251687936;visibility:visible;mso-wrap-style:square;mso-wrap-distance-left:9pt;mso-wrap-distance-top:0;mso-wrap-distance-right:9pt;mso-wrap-distance-bottom:0;mso-position-horizontal:absolute;mso-position-horizontal-relative:text;mso-position-vertical:absolute;mso-position-vertical-relative:text;v-text-anchor:middle" o:gfxdata="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" filled="f" stroked="f" strokeweight="2pt">
-            <v:textbox style="mso-next-textbox:#Connettore 18">
-              <w:txbxContent>
-                <w:p>
-                  <w:pPr>
-                    <w:jc w:val="center"/>
-                    <w:rPr>
-                      <w:b/>
-                      <w:sz w:val="20"/>
-                    </w:rPr>
-                  </w:pPr>
-                  <w:r>
-                    <w:rPr>
-                      <w:rFonts w:asciiTheme="minorHAnsi" w:hAnsiTheme="minorHAnsi" w:cstheme="minorHAnsi"/>
-                      <w:b/>
-                      <w:sz w:val="20"/>
-                      <w:szCs w:val="22"/>
-                    </w:rPr>
-                    <w:t>NO</w:t>
-                  </w:r>
-                </w:p>
-              </w:txbxContent>
-            </v:textbox>
-          </v:shape>
-        </w:pict>
-      </w:r>
-      <w:r>
-        <w:rPr>
-          <w:noProof/>
-        </w:rPr>
-        <w:pict w14:anchorId="69D55617">
-          <v:shape id="Connettore 2 60" o:spid="_x0000_s1049" type="#_x0000_t32" style="position:absolute;left:0;text-align:left;margin-left:188.55pt;margin-top:352.35pt;width:69pt;height:47.25pt;z-index:251663360;visibility:visible;mso-wrap-style:square;mso-width-percent:0;mso-height-percent:0;mso-wrap-distance-left:9pt;mso-wrap-distance-top:0;mso-wrap-distance-right:9pt;mso-wrap-distance-bottom:0;mso-position-horizontal:absolute;mso-position-horizontal-relative:text;mso-position-vertical:absolute;mso-position-vertical-relative:text;mso-width-percent:0;mso-height-percent:0;mso-width-relative:margin;mso-height-relative:margin" o:gfxdata="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" strokecolor="black [3213]">
-            <v:stroke endarrow="open"/>
-          </v:shape>
-        </w:pict>
-      </w:r>
-      <w:r>
-        <w:rPr>
-          <w:noProof/>
-        </w:rPr>
-        <w:pict w14:anchorId="51FF238C">
-          <v:shape id="Connettore 2 84" o:spid="_x0000_s1046" type="#_x0000_t32" style="position:absolute;left:0;text-align:left;margin-left:266.55pt;margin-top:533.85pt;width:165.7pt;height:24pt;flip:x;z-index:251686912;visibility:visible;mso-wrap-style:square;mso-width-percent:0;mso-height-percent:0;mso-wrap-distance-left:9pt;mso-wrap-distance-top:0;mso-wrap-distance-right:9pt;mso-wrap-distance-bottom:0;mso-position-horizontal:absolute;mso-position-horizontal-relative:text;mso-position-vertical:absolute;mso-position-vertical-relative:text;mso-width-percent:0;mso-height-percent:0;mso-width-relative:margin;mso-height-relative:margin" o:gfxdata="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" strokecolor="black [3213]">
-            <v:stroke endarrow="open"/>
-          </v:shape>
-        </w:pict>
-      </w:r>
-      <w:r>
-        <w:rPr>
-          <w:noProof/>
-        </w:rPr>
-        <w:pict w14:anchorId="5F39CFF5">
-          <v:shapetype id="_x0000_t176" coordsize="21600,21600" o:spt="176" adj="2700" path="m@0,qx0@0l0@2qy@0,21600l@1,21600qx21600@2l21600@0qy@1,xe">
-            <v:stroke joinstyle="miter"/>
-            <v:formulas>
-              <v:f eqn="val #0"/>
-              <v:f eqn="sum width 0 #0"/>
-              <v:f eqn="sum height 0 #0"/>
-              <v:f eqn="prod @0 2929 10000"/>
-              <v:f eqn="sum width 0 @3"/>
-              <v:f eqn="sum height 0 @3"/>
-              <v:f eqn="val width"/>
-              <v:f eqn="val height"/>
-              <v:f eqn="prod width 1 2"/>
-              <v:f eqn="prod height 1 2"/>
-            </v:formulas>
-            <v:path gradientshapeok="t" limo="10800,10800" o:connecttype="custom" o:connectlocs="@8,0;0,@9;@8,@7;@6,@9" textboxrect="@3,@3,@4,@5"/>
-          </v:shapetype>
-          <v:shape id="Elaborazione alternativa 82" o:spid="_x0000_s1045" type="#_x0000_t176" style="position:absolute;left:0;text-align:left;margin-left:225.45pt;margin-top:563.1pt;width:1in;height:48.2pt;z-index:251684864;visibility:visible;mso-wrap-style:square;mso-wrap-distance-left:9pt;mso-wrap-distance-top:0;mso-wrap-distance-right:9pt;mso-wrap-distance-bottom:0;mso-position-horizontal:absolute;mso-position-horizontal-relative:text;mso-position-vertical:absolute;mso-position-vertical-relative:text;v-text-anchor:middle" o:gfxdata="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" fillcolor="red" strokecolor="#243f60 [1604]" strokeweight="2pt">
-            <v:textbox style="mso-next-textbox:#Elaborazione alternativa 82">
-              <w:txbxContent>
-                <w:p>
-                  <w:pPr>
-                    <w:jc w:val="center"/>
-                    <w:rPr>
-                      <w:rFonts w:asciiTheme="minorHAnsi" w:hAnsiTheme="minorHAnsi" w:cstheme="minorHAnsi"/>
-                      <w:b/>
-                      <w:color w:val="000000" w:themeColor="text1"/>
-                      <w:sz w:val="20"/>
-                    </w:rPr>
-                  </w:pPr>
-                  <w:r>
-                    <w:rPr>
-                      <w:rFonts w:asciiTheme="minorHAnsi" w:hAnsiTheme="minorHAnsi" w:cstheme="minorHAnsi"/>
-                      <w:b/>
-                      <w:color w:val="000000" w:themeColor="text1"/>
-                      <w:sz w:val="20"/>
-                    </w:rPr>
-                    <w:t>FINE</w:t>
-                  </w:r>
-                </w:p>
-              </w:txbxContent>
-            </v:textbox>
-          </v:shape>
-        </w:pict>
-      </w:r>
-      <w:r>
-        <w:rPr>
-          <w:noProof/>
-        </w:rPr>
-        <w:pict w14:anchorId="6DC4F4E2">
-          <v:shape id="Elaborazione 81880271" o:spid="_x0000_s1044" type="#_x0000_t109" style="position:absolute;left:0;text-align:left;margin-left:352.8pt;margin-top:481.35pt;width:141pt;height:52.7pt;z-index:251675648;visibility:visible;mso-wrap-style:square;mso-width-percent:0;mso-wrap-distance-left:9pt;mso-wrap-distance-top:0;mso-wrap-distance-right:9pt;mso-wrap-distance-bottom:0;mso-position-horizontal:absolute;mso-position-horizontal-relative:text;mso-position-vertical:absolute;mso-position-vertical-relative:text;mso-width-percent:0;mso-width-relative:margin;v-text-anchor:middle" o:gfxdata="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" fillcolor="#00b050" strokecolor="#0070c0" strokeweight="2pt">
-            <v:textbox style="mso-next-textbox:#Elaborazione 81880271">
-              <w:txbxContent>
-                <w:p>
-                  <w:pPr>
-                    <w:autoSpaceDE w:val="0"/>
-                    <w:autoSpaceDN w:val="0"/>
-                    <w:adjustRightInd w:val="0"/>
-                    <w:jc w:val="center"/>
-                    <w:rPr>
-                      <w:rFonts w:asciiTheme="minorHAnsi" w:hAnsiTheme="minorHAnsi" w:cstheme="minorHAnsi"/>
-                      <w:b/>
-                      <w:sz w:val="18"/>
-                    </w:rPr>
-                  </w:pPr>
-                  <w:r>
-                    <w:rPr>
-                      <w:rStyle w:val="ui-provider"/>
-                      <w:rFonts w:asciiTheme="minorHAnsi" w:hAnsiTheme="minorHAnsi" w:cstheme="minorHAnsi"/>
-                      <w:b/>
-                      <w:sz w:val="20"/>
-                    </w:rPr>
-                    <w:t xml:space="preserve">Controlla </w:t>
-                  </w:r>
-                  <w:r>
-                    <w:rPr>
-                      <w:rStyle w:val="ui-provider"/>
-                      <w:rFonts w:asciiTheme="minorHAnsi" w:hAnsiTheme="minorHAnsi" w:cstheme="minorHAnsi"/>
-                      <w:b/>
-                      <w:sz w:val="20"/>
-                    </w:rPr>
-                    <w:t xml:space="preserve">solo i bollettini che NON sono stati controllati negli ultimi </w:t>
-                  </w:r>
-                  <w:r>
-                    <w:rPr>
-                      <w:rStyle w:val="ui-provider"/>
-                      <w:rFonts w:asciiTheme="minorHAnsi" w:hAnsiTheme="minorHAnsi" w:cstheme="minorHAnsi"/>
-                      <w:b/>
-                      <w:sz w:val="20"/>
-                    </w:rPr>
-                    <w:t>5</w:t>
-                  </w:r>
-                  <w:r>
-                    <w:rPr>
-                      <w:rStyle w:val="ui-provider"/>
-                      <w:rFonts w:asciiTheme="minorHAnsi" w:hAnsiTheme="minorHAnsi" w:cstheme="minorHAnsi"/>
-                      <w:b/>
-                      <w:sz w:val="20"/>
-                    </w:rPr>
-                    <w:t xml:space="preserve"> giorni</w:t>
-                  </w:r>
-                </w:p>
-              </w:txbxContent>
-            </v:textbox>
-          </v:shape>
-        </w:pict>
-      </w:r>
-      <w:r>
-        <w:rPr>
-          <w:noProof/>
-        </w:rPr>
-        <w:pict w14:anchorId="6CE5D2D8">
-          <v:shape id="Decisione 81880260" o:spid="_x0000_s1043" type="#_x0000_t110" style="position:absolute;left:0;text-align:left;margin-left:138.3pt;margin-top:404.1pt;width:242.45pt;height:70.25pt;z-index:251674624;visibility:visible;mso-wrap-style:square;mso-width-percent:0;mso-wrap-distance-left:9pt;mso-wrap-distance-top:0;mso-wrap-distance-right:9pt;mso-wrap-distance-bottom:0;mso-position-horizontal:absolute;mso-position-horizontal-relative:text;mso-position-vertical:absolute;mso-position-vertical-relative:text;mso-width-percent:0;mso-width-relative:margin;v-text-anchor:middle" o:gfxdata="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" fillcolor="yellow" strokecolor="#0070c0" strokeweight="2pt">
-            <v:textbox style="mso-next-textbox:#Decisione 81880260">
-              <w:txbxContent>
-                <w:p>
-                  <w:pPr>
-                    <w:jc w:val="center"/>
-                    <w:rPr>
-                      <w:rFonts w:asciiTheme="minorHAnsi" w:hAnsiTheme="minorHAnsi" w:cstheme="minorHAnsi"/>
-                      <w:b/>
-                      <w:sz w:val="20"/>
-                    </w:rPr>
-                  </w:pPr>
-                  <w:proofErr w:type="gramStart"/>
-                  <w:r>
-                    <w:rPr>
-                      <w:rFonts w:asciiTheme="minorHAnsi" w:hAnsiTheme="minorHAnsi" w:cstheme="minorHAnsi"/>
-                      <w:b/>
-                      <w:sz w:val="20"/>
-                    </w:rPr>
-                    <w:t>controllateDaGiorni</w:t>
-                  </w:r>
-                  <w:proofErr w:type="gramEnd"/>
-                  <w:r>
-                    <w:rPr>
-                      <w:rFonts w:asciiTheme="minorHAnsi" w:hAnsiTheme="minorHAnsi" w:cstheme="minorHAnsi"/>
-                      <w:b/>
-                      <w:sz w:val="20"/>
-                    </w:rPr>
-                    <w:t xml:space="preserve"> è valorizzato?</w:t>
-                  </w:r>
-                </w:p>
-              </w:txbxContent>
-            </v:textbox>
-          </v:shape>
-        </w:pict>
-      </w:r>
-      <w:r>
-        <w:rPr>
-          <w:noProof/>
-        </w:rPr>
-        <w:pict w14:anchorId="0DEC34D3">
-          <v:shape id="Connettore 79" o:spid="_x0000_s1042" type="#_x0000_t120" style="position:absolute;left:0;text-align:left;margin-left:360.6pt;margin-top:250.75pt;width:47.65pt;height:35.9pt;z-index:251682816;visibility:visible;mso-wrap-style:square;mso-wrap-distance-left:9pt;mso-wrap-distance-top:0;mso-wrap-distance-right:9pt;mso-wrap-distance-bottom:0;mso-position-horizontal:absolute;mso-position-horizontal-relative:text;mso-position-vertical:absolute;mso-position-vertical-relative:text;v-text-anchor:middle" o:gfxdata="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" filled="f" stroked="f" strokeweight="2pt">
-            <v:textbox style="mso-next-textbox:#Connettore 79">
-              <w:txbxContent>
-                <w:p>
-                  <w:pPr>
-                    <w:jc w:val="center"/>
-                    <w:rPr>
-                      <w:b/>
-                      <w:sz w:val="20"/>
-                    </w:rPr>
-                  </w:pPr>
-                  <w:r>
-                    <w:rPr>
-                      <w:rFonts w:asciiTheme="minorHAnsi" w:hAnsiTheme="minorHAnsi" w:cstheme="minorHAnsi"/>
-                      <w:b/>
-                      <w:sz w:val="20"/>
-                      <w:szCs w:val="22"/>
-                    </w:rPr>
-                    <w:t>NO</w:t>
-                  </w:r>
-                </w:p>
-              </w:txbxContent>
-            </v:textbox>
-          </v:shape>
-        </w:pict>
-      </w:r>
-      <w:r>
-        <w:rPr>
-          <w:noProof/>
-        </w:rPr>
-        <w:pict w14:anchorId="20BE1329">
-          <v:shape id="Elaborazione 77" o:spid="_x0000_s1041" type="#_x0000_t109" style="position:absolute;left:0;text-align:left;margin-left:391.8pt;margin-top:289.35pt;width:136.5pt;height:68.25pt;z-index:251680768;visibility:visible;mso-wrap-style:square;mso-width-percent:0;mso-height-percent:0;mso-wrap-distance-left:9pt;mso-wrap-distance-top:0;mso-wrap-distance-right:9pt;mso-wrap-distance-bottom:0;mso-position-horizontal:absolute;mso-position-horizontal-relative:text;mso-position-vertical:absolute;mso-position-vertical-relative:text;mso-width-percent:0;mso-height-percent:0;mso-width-relative:margin;mso-height-relative:margin;v-text-anchor:middle" o:gfxdata="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" fillcolor="#00b050" strokecolor="#0070c0" strokeweight="2pt">
-            <v:textbox style="mso-next-textbox:#Elaborazione 77">
-              <w:txbxContent>
-                <w:p>
-                  <w:pPr>
-                    <w:autoSpaceDE w:val="0"/>
-                    <w:autoSpaceDN w:val="0"/>
-                    <w:adjustRightInd w:val="0"/>
-                    <w:jc w:val="center"/>
-                    <w:rPr>
-                      <w:rFonts w:asciiTheme="minorHAnsi" w:hAnsiTheme="minorHAnsi" w:cstheme="minorHAnsi"/>
-                      <w:b/>
-                      <w:sz w:val="18"/>
-                    </w:rPr>
-                  </w:pPr>
-                  <w:r>
-                    <w:rPr>
-                      <w:rFonts w:asciiTheme="minorHAnsi" w:hAnsiTheme="minorHAnsi" w:cstheme="minorHAnsi"/>
-                      <w:b/>
-                      <w:sz w:val="20"/>
-                    </w:rPr>
-                    <w:t xml:space="preserve">Controlla i </w:t>
-                  </w:r>
-                  <w:r>
-                    <w:rPr>
-                      <w:rStyle w:val="ui-provider"/>
-                      <w:rFonts w:asciiTheme="minorHAnsi" w:hAnsiTheme="minorHAnsi" w:cstheme="minorHAnsi"/>
-                      <w:b/>
-                      <w:sz w:val="20"/>
-                    </w:rPr>
-                    <w:t>bollettini</w:t>
-                  </w:r>
-                  <w:r>
-                    <w:rPr>
-                      <w:rStyle w:val="ui-provider"/>
-                      <w:rFonts w:asciiTheme="minorHAnsi" w:hAnsiTheme="minorHAnsi" w:cstheme="minorHAnsi"/>
-                      <w:b/>
-                      <w:sz w:val="20"/>
-                    </w:rPr>
-                    <w:t xml:space="preserve"> a partire dal quindicesimo giorno dalla loro generazione e per un</w:t>
-                  </w:r>
-                  <w:r>
-                    <w:rPr>
-                      <w:rStyle w:val="ui-provider"/>
-                      <w:b/>
-                    </w:rPr>
-                    <w:t xml:space="preserve"> </w:t>
-                  </w:r>
-                  <w:r>
-                    <w:rPr>
-                      <w:rStyle w:val="ui-provider"/>
-                      <w:rFonts w:asciiTheme="minorHAnsi" w:hAnsiTheme="minorHAnsi" w:cstheme="minorHAnsi"/>
-                      <w:b/>
-                      <w:sz w:val="20"/>
-                    </w:rPr>
-                    <w:t>massimo di 10 giorni</w:t>
-                  </w:r>
-                </w:p>
-              </w:txbxContent>
-            </v:textbox>
-          </v:shape>
-        </w:pict>
-      </w:r>
-      <w:r>
-        <w:rPr>
-          <w:noProof/>
-        </w:rPr>
-        <w:pict w14:anchorId="6E01B657">
-          <v:group id="Gruppo 81880262" o:spid="_x0000_s1038" style="position:absolute;left:0;text-align:left;margin-left:250.05pt;margin-top:133.35pt;width:147pt;height:35.9pt;z-index:251666432;mso-width-relative:margin;mso-height-relative:margin" coordorigin="1882,624" coordsize="18680,4572" o:gfxdata="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">
-            <v:shape id="Connettore 81880258" o:spid="_x0000_s1039" type="#_x0000_t120" style="position:absolute;left:8577;top:624;width:6058;height:4572;visibility:visible;mso-wrap-style:square;v-text-anchor:middle" o:gfxdata="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" fillcolor="white [3201]" strokecolor="white [3212]" strokeweight="2pt">
+        <w:pict w14:anchorId="72DC701A">
+          <v:group id="Gruppo 81880262" o:spid="_x0000_s1038" style="position:absolute;left:0;text-align:left;margin-left:250.05pt;margin-top:133.35pt;width:147pt;height:35.9pt;z-index:251693056;mso-width-relative:margin;mso-height-relative:margin" coordorigin="1882,624" coordsize="18680,4572" o:gfxdata="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">
+            <v:shape id="Connettore 81880258" o:spid="_x0000_s1039" type="#_x0000_t120" style="position:absolute;left:8577;top:624;width:6058;height:4572;visibility:visible;v-text-anchor:middle" o:gfxdata="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" fillcolor="white [3201]" strokecolor="white [3212]" strokeweight="2pt">
               <v:textbox style="mso-next-textbox:#Connettore 81880258">
                 <w:txbxContent>
                   <w:p>
@@ -11754,73 +11852,8 @@
         <w:rPr>
           <w:noProof/>
         </w:rPr>
-        <w:pict w14:anchorId="07078D2A">
-          <v:shape id="Decisione 76" o:spid="_x0000_s1036" type="#_x0000_t110" style="position:absolute;left:0;text-align:left;margin-left:280.7pt;margin-top:169.95pt;width:248.25pt;height:92.1pt;z-index:251679744;visibility:visible;mso-wrap-style:square;mso-width-percent:0;mso-height-percent:0;mso-wrap-distance-left:9pt;mso-wrap-distance-top:0;mso-wrap-distance-right:9pt;mso-wrap-distance-bottom:0;mso-position-horizontal:absolute;mso-position-horizontal-relative:text;mso-position-vertical:absolute;mso-position-vertical-relative:text;mso-width-percent:0;mso-height-percent:0;mso-width-relative:margin;mso-height-relative:margin;v-text-anchor:middle" o:gfxdata="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" fillcolor="yellow" strokecolor="#0070c0" strokeweight="2pt">
-            <v:textbox style="mso-next-textbox:#Decisione 76">
-              <w:txbxContent>
-                <w:p>
-                  <w:pPr>
-                    <w:jc w:val="center"/>
-                    <w:rPr>
-                      <w:rFonts w:asciiTheme="minorHAnsi" w:hAnsiTheme="minorHAnsi" w:cstheme="minorHAnsi"/>
-                      <w:b/>
-                      <w:sz w:val="20"/>
-                    </w:rPr>
-                  </w:pPr>
-                  <w:proofErr w:type="gramStart"/>
-                  <w:r>
-                    <w:rPr>
-                      <w:rFonts w:asciiTheme="minorHAnsi" w:hAnsiTheme="minorHAnsi" w:cstheme="minorHAnsi"/>
-                      <w:b/>
-                      <w:sz w:val="20"/>
-                    </w:rPr>
-                    <w:t>g</w:t>
-                  </w:r>
-                  <w:r>
-                    <w:rPr>
-                      <w:rFonts w:asciiTheme="minorHAnsi" w:hAnsiTheme="minorHAnsi" w:cstheme="minorHAnsi"/>
-                      <w:b/>
-                      <w:sz w:val="20"/>
-                    </w:rPr>
-                    <w:t>eneratiDaGiorni</w:t>
-                  </w:r>
-                  <w:proofErr w:type="gramEnd"/>
-                  <w:r>
-                    <w:rPr>
-                      <w:rFonts w:asciiTheme="minorHAnsi" w:hAnsiTheme="minorHAnsi" w:cstheme="minorHAnsi"/>
-                      <w:b/>
-                      <w:sz w:val="20"/>
-                    </w:rPr>
-                    <w:t xml:space="preserve"> e </w:t>
-                  </w:r>
-                  <w:r>
-                    <w:rPr>
-                      <w:rFonts w:asciiTheme="minorHAnsi" w:hAnsiTheme="minorHAnsi" w:cstheme="minorHAnsi"/>
-                      <w:b/>
-                      <w:sz w:val="20"/>
-                    </w:rPr>
-                    <w:t>controllarePerGiorni</w:t>
-                  </w:r>
-                  <w:r>
-                    <w:rPr>
-                      <w:rFonts w:asciiTheme="minorHAnsi" w:hAnsiTheme="minorHAnsi" w:cstheme="minorHAnsi"/>
-                      <w:b/>
-                      <w:sz w:val="20"/>
-                    </w:rPr>
-                    <w:t xml:space="preserve"> sono valorizzati?</w:t>
-                  </w:r>
-                </w:p>
-              </w:txbxContent>
-            </v:textbox>
-          </v:shape>
-        </w:pict>
-      </w:r>
-      <w:r>
-        <w:rPr>
-          <w:noProof/>
-        </w:rPr>
-        <w:pict w14:anchorId="315ED303">
-          <v:shape id="Decisione 29" o:spid="_x0000_s1035" type="#_x0000_t110" style="position:absolute;left:0;text-align:left;margin-left:141.3pt;margin-top:84.55pt;width:218.25pt;height:63.75pt;z-index:251665408;visibility:visible;mso-wrap-style:square;mso-width-percent:0;mso-height-percent:0;mso-wrap-distance-left:9pt;mso-wrap-distance-top:0;mso-wrap-distance-right:9pt;mso-wrap-distance-bottom:0;mso-position-horizontal:absolute;mso-position-horizontal-relative:text;mso-position-vertical:absolute;mso-position-vertical-relative:text;mso-width-percent:0;mso-height-percent:0;mso-width-relative:margin;mso-height-relative:margin;v-text-anchor:middle" o:gfxdata="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" fillcolor="yellow" strokecolor="#0070c0" strokeweight="2pt">
+        <w:pict w14:anchorId="4B07F971">
+          <v:shape id="Decisione 29" o:spid="_x0000_s1035" type="#_x0000_t110" style="position:absolute;left:0;text-align:left;margin-left:141.3pt;margin-top:84.55pt;width:218.25pt;height:63.75pt;z-index:251692032;visibility:visible;mso-width-percent:0;mso-height-percent:0;mso-wrap-distance-left:9pt;mso-wrap-distance-top:0;mso-wrap-distance-right:9pt;mso-wrap-distance-bottom:0;mso-position-horizontal:absolute;mso-position-horizontal-relative:text;mso-position-vertical:absolute;mso-position-vertical-relative:text;mso-width-percent:0;mso-height-percent:0;mso-width-relative:margin;mso-height-relative:margin;v-text-anchor:middle" o:gfxdata="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" fillcolor="yellow" strokecolor="#0070c0" strokeweight="2pt">
             <v:textbox style="mso-next-textbox:#Decisione 29">
               <w:txbxContent>
                 <w:p>
@@ -11860,8 +11893,8 @@
         <w:rPr>
           <w:noProof/>
         </w:rPr>
-        <w:pict w14:anchorId="2A0A1C46">
-          <v:shape id="Connettore 2 26" o:spid="_x0000_s1034" type="#_x0000_t32" style="position:absolute;left:0;text-align:left;margin-left:250.05pt;margin-top:51.8pt;width:0;height:32.9pt;z-index:251664384;visibility:visible;mso-wrap-style:square;mso-width-percent:0;mso-height-percent:0;mso-wrap-distance-left:9pt;mso-wrap-distance-top:0;mso-wrap-distance-right:9pt;mso-wrap-distance-bottom:0;mso-position-horizontal:absolute;mso-position-horizontal-relative:text;mso-position-vertical:absolute;mso-position-vertical-relative:text;mso-width-percent:0;mso-height-percent:0;mso-width-relative:margin;mso-height-relative:margin" o:gfxdata="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" strokecolor="black [3213]">
+        <w:pict w14:anchorId="671DC5C9">
+          <v:shape id="Connettore 2 26" o:spid="_x0000_s1034" type="#_x0000_t32" style="position:absolute;left:0;text-align:left;margin-left:250.05pt;margin-top:51.8pt;width:0;height:32.9pt;z-index:251691008;visibility:visible;mso-wrap-style:square;mso-width-percent:0;mso-height-percent:0;mso-wrap-distance-left:9pt;mso-wrap-distance-top:0;mso-wrap-distance-right:9pt;mso-wrap-distance-bottom:0;mso-position-horizontal:absolute;mso-position-horizontal-relative:text;mso-position-vertical:absolute;mso-position-vertical-relative:text;mso-width-percent:0;mso-height-percent:0;mso-width-relative:margin;mso-height-relative:margin" o:gfxdata="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" strokecolor="black [3213]">
             <v:stroke endarrow="open"/>
           </v:shape>
         </w:pict>
@@ -11870,17 +11903,45 @@
         <w:rPr>
           <w:noProof/>
         </w:rPr>
-        <w:pict w14:anchorId="4B21810A">
-          <v:shape id="Elaborazione alternativa 81880286" o:spid="_x0000_s1033" type="#_x0000_t176" style="position:absolute;left:0;text-align:left;margin-left:214.05pt;margin-top:3.6pt;width:1in;height:48.2pt;z-index:251677696;visibility:visible;mso-wrap-style:square;mso-wrap-distance-left:9pt;mso-wrap-distance-top:0;mso-wrap-distance-right:9pt;mso-wrap-distance-bottom:0;mso-position-horizontal:absolute;mso-position-horizontal-relative:text;mso-position-vertical:absolute;mso-position-vertical-relative:text;v-text-anchor:middle" o:gfxdata="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" fillcolor="red" strokecolor="#243f60 [1604]" strokeweight="2pt">
-            <v:textbox style="mso-next-textbox:#Elaborazione alternativa 81880286">
+        <w:pict w14:anchorId="7ED7758A">
+          <v:shape id="Connettore 2 60" o:spid="_x0000_s1049" type="#_x0000_t32" style="position:absolute;left:0;text-align:left;margin-left:188.55pt;margin-top:352.35pt;width:69pt;height:47.25pt;z-index:251689984;visibility:visible;mso-wrap-style:square;mso-width-percent:0;mso-height-percent:0;mso-wrap-distance-left:9pt;mso-wrap-distance-top:0;mso-wrap-distance-right:9pt;mso-wrap-distance-bottom:0;mso-position-horizontal:absolute;mso-position-horizontal-relative:text;mso-position-vertical:absolute;mso-position-vertical-relative:text;mso-width-percent:0;mso-height-percent:0;mso-width-relative:margin;mso-height-relative:margin" o:gfxdata="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" strokecolor="black [3213]">
+            <v:stroke endarrow="open"/>
+          </v:shape>
+        </w:pict>
+      </w:r>
+      <w:r>
+        <w:rPr>
+          <w:noProof/>
+        </w:rPr>
+        <w:pict w14:anchorId="512B4BCF">
+          <v:shape id="Connettore 2 83" o:spid="_x0000_s1066" type="#_x0000_t32" style="position:absolute;left:0;text-align:left;margin-left:260.45pt;margin-top:474.6pt;width:.75pt;height:88.5pt;z-index:251685888;visibility:visible;mso-wrap-style:square;mso-width-percent:0;mso-height-percent:0;mso-wrap-distance-left:9pt;mso-wrap-distance-top:0;mso-wrap-distance-right:9pt;mso-wrap-distance-bottom:0;mso-position-horizontal:absolute;mso-position-horizontal-relative:text;mso-position-vertical:absolute;mso-position-vertical-relative:text;mso-width-percent:0;mso-height-percent:0;mso-width-relative:margin;mso-height-relative:margin" o:gfxdata="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" strokecolor="black [3213]">
+            <v:stroke endarrow="open"/>
+          </v:shape>
+        </w:pict>
+      </w:r>
+      <w:r>
+        <w:rPr>
+          <w:noProof/>
+        </w:rPr>
+        <w:pict w14:anchorId="5677004F">
+          <v:shape id="Connettore 2 78" o:spid="_x0000_s1060" type="#_x0000_t32" style="position:absolute;left:0;text-align:left;margin-left:262.95pt;margin-top:261.9pt;width:142.5pt;height:136.5pt;flip:x;z-index:251681792;visibility:visible;mso-wrap-style:square;mso-width-percent:0;mso-height-percent:0;mso-wrap-distance-left:9pt;mso-wrap-distance-top:0;mso-wrap-distance-right:9pt;mso-wrap-distance-bottom:0;mso-position-horizontal:absolute;mso-position-horizontal-relative:text;mso-position-vertical:absolute;mso-position-vertical-relative:text;mso-width-percent:0;mso-height-percent:0;mso-width-relative:margin;mso-height-relative:margin" o:gfxdata="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" strokecolor="black [3213]">
+            <v:stroke endarrow="open"/>
+          </v:shape>
+        </w:pict>
+      </w:r>
+      <w:r>
+        <w:rPr>
+          <w:noProof/>
+        </w:rPr>
+        <w:pict w14:anchorId="0DEC34D3">
+          <v:shape id="Connettore 79" o:spid="_x0000_s1042" type="#_x0000_t120" style="position:absolute;left:0;text-align:left;margin-left:360.6pt;margin-top:250.75pt;width:47.65pt;height:35.9pt;z-index:251682816;visibility:visible;mso-wrap-style:square;mso-wrap-distance-left:9pt;mso-wrap-distance-top:0;mso-wrap-distance-right:9pt;mso-wrap-distance-bottom:0;mso-position-horizontal:absolute;mso-position-horizontal-relative:text;mso-position-vertical:absolute;mso-position-vertical-relative:text;v-text-anchor:middle" o:gfxdata="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" filled="f" stroked="f" strokeweight="2pt">
+            <v:textbox style="mso-next-textbox:#Connettore 79">
               <w:txbxContent>
                 <w:p>
                   <w:pPr>
                     <w:jc w:val="center"/>
                     <w:rPr>
-                      <w:rFonts w:asciiTheme="minorHAnsi" w:hAnsiTheme="minorHAnsi" w:cstheme="minorHAnsi"/>
                       <w:b/>
-                      <w:color w:val="000000" w:themeColor="text1"/>
                       <w:sz w:val="20"/>
                     </w:rPr>
                   </w:pPr>
@@ -11888,10 +11949,10 @@
                     <w:rPr>
                       <w:rFonts w:asciiTheme="minorHAnsi" w:hAnsiTheme="minorHAnsi" w:cstheme="minorHAnsi"/>
                       <w:b/>
-                      <w:color w:val="000000" w:themeColor="text1"/>
                       <w:sz w:val="20"/>
+                      <w:szCs w:val="22"/>
                     </w:rPr>
-                    <w:t>INIZIO</w:t>
+                    <w:t>NO</w:t>
                   </w:r>
                 </w:p>
               </w:txbxContent>
@@ -11906,6 +11967,8 @@
         </w:rPr>
         <w:br w:type="page"/>
       </w:r>
+      <w:bookmarkStart w:id="45" w:name="_GoBack"/>
+      <w:bookmarkEnd w:id="45"/>
     </w:p>
     <w:p>
       <w:pPr>
@@ -12316,7 +12379,7 @@
       <w:bookmarkStart w:id="46" w:name="_Toc140059967"/>
       <w:bookmarkStart w:id="47" w:name="_Toc157502591"/>
       <w:bookmarkStart w:id="48" w:name="_Ref160717025"/>
-      <w:bookmarkStart w:id="49" w:name="_Toc173484480"/>
+      <w:bookmarkStart w:id="49" w:name="_Toc226620692"/>
       <w:r>
         <w:rPr>
           <w:rFonts w:asciiTheme="minorHAnsi" w:hAnsiTheme="minorHAnsi" w:cstheme="minorHAnsi"/>
@@ -13206,7 +13269,7 @@
       </w:pPr>
       <w:bookmarkStart w:id="50" w:name="_Ref173222597"/>
       <w:bookmarkStart w:id="51" w:name="_Ref173222610"/>
-      <w:bookmarkStart w:id="52" w:name="_Toc173484481"/>
+      <w:bookmarkStart w:id="52" w:name="_Toc226620693"/>
       <w:r>
         <w:rPr>
           <w:rFonts w:asciiTheme="minorHAnsi" w:hAnsiTheme="minorHAnsi" w:cstheme="minorHAnsi"/>
@@ -14066,7 +14129,7 @@
           <w:szCs w:val="24"/>
         </w:rPr>
       </w:pPr>
-      <w:bookmarkStart w:id="53" w:name="_Toc173484482"/>
+      <w:bookmarkStart w:id="53" w:name="_Toc226620694"/>
       <w:r>
         <w:rPr>
           <w:rFonts w:asciiTheme="minorHAnsi" w:hAnsiTheme="minorHAnsi" w:cstheme="minorHAnsi"/>
@@ -14117,7 +14180,7 @@
           <v:shape id="_x0000_i1030" type="#_x0000_t75" style="width:449.25pt;height:399pt" o:ole="">
             <v:imagedata r:id="rId30" o:title=""/>
           </v:shape>
-          <o:OLEObject Type="Embed" ProgID="Visio.Drawing.11" ShapeID="_x0000_i1030" DrawAspect="Content" ObjectID="_1784097266" r:id="rId31"/>
+          <o:OLEObject Type="Embed" ProgID="Visio.Drawing.11" ShapeID="_x0000_i1030" DrawAspect="Content" ObjectID="_1837233655" r:id="rId31"/>
         </w:object>
       </w:r>
     </w:p>
@@ -14941,7 +15004,7 @@
           <w:szCs w:val="24"/>
         </w:rPr>
       </w:pPr>
-      <w:bookmarkStart w:id="55" w:name="_Toc173484483"/>
+      <w:bookmarkStart w:id="55" w:name="_Toc226620695"/>
       <w:r>
         <w:rPr>
           <w:rFonts w:asciiTheme="minorHAnsi" w:hAnsiTheme="minorHAnsi" w:cstheme="minorHAnsi"/>
@@ -15007,7 +15070,7 @@
           <v:shape id="_x0000_i1031" type="#_x0000_t75" style="width:510.75pt;height:299.25pt" o:ole="">
             <v:imagedata r:id="rId32" o:title=""/>
           </v:shape>
-          <o:OLEObject Type="Embed" ProgID="Visio.Drawing.11" ShapeID="_x0000_i1031" DrawAspect="Content" ObjectID="_1784097267" r:id="rId33"/>
+          <o:OLEObject Type="Embed" ProgID="Visio.Drawing.11" ShapeID="_x0000_i1031" DrawAspect="Content" ObjectID="_1837233656" r:id="rId33"/>
         </w:object>
       </w:r>
     </w:p>
@@ -15362,7 +15425,7 @@
           <w:szCs w:val="24"/>
         </w:rPr>
       </w:pPr>
-      <w:bookmarkStart w:id="57" w:name="_Toc173484484"/>
+      <w:bookmarkStart w:id="57" w:name="_Toc226620696"/>
       <w:r>
         <w:rPr>
           <w:rFonts w:asciiTheme="minorHAnsi" w:hAnsiTheme="minorHAnsi" w:cstheme="minorHAnsi"/>
@@ -24512,7 +24575,7 @@
           <w:szCs w:val="24"/>
         </w:rPr>
       </w:pPr>
-      <w:bookmarkStart w:id="58" w:name="_Toc173484485"/>
+      <w:bookmarkStart w:id="58" w:name="_Toc226620697"/>
       <w:r>
         <w:rPr>
           <w:rFonts w:asciiTheme="minorHAnsi" w:hAnsiTheme="minorHAnsi" w:cstheme="minorHAnsi"/>
@@ -24794,7 +24857,7 @@
           <w:szCs w:val="24"/>
         </w:rPr>
       </w:pPr>
-      <w:bookmarkStart w:id="59" w:name="_Toc173484486"/>
+      <w:bookmarkStart w:id="59" w:name="_Toc226620698"/>
       <w:r>
         <w:rPr>
           <w:rFonts w:asciiTheme="minorHAnsi" w:hAnsiTheme="minorHAnsi" w:cstheme="minorHAnsi"/>
@@ -24859,25 +24922,7 @@
           <w:sz w:val="22"/>
           <w:szCs w:val="22"/>
         </w:rPr>
-        <w:t xml:space="preserve"> “</w:t>
-      </w:r>
-      <w:proofErr w:type="spellStart"/>
-      <w:r>
-        <w:rPr>
-          <w:rFonts w:asciiTheme="minorHAnsi" w:hAnsiTheme="minorHAnsi" w:cstheme="minorHAnsi"/>
-          <w:sz w:val="22"/>
-          <w:szCs w:val="22"/>
-        </w:rPr>
-        <w:t>siesEsecuzione</w:t>
-      </w:r>
-      <w:proofErr w:type="spellEnd"/>
-      <w:r>
-        <w:rPr>
-          <w:rFonts w:asciiTheme="minorHAnsi" w:hAnsiTheme="minorHAnsi" w:cstheme="minorHAnsi"/>
-          <w:sz w:val="22"/>
-          <w:szCs w:val="22"/>
-        </w:rPr>
-        <w:t>”:</w:t>
+        <w:t xml:space="preserve"> “siesEsecuzione”:</w:t>
       </w:r>
     </w:p>
     <w:p>
@@ -26758,7 +26803,7 @@
           <w:szCs w:val="24"/>
         </w:rPr>
       </w:pPr>
-      <w:bookmarkStart w:id="60" w:name="_Toc173484487"/>
+      <w:bookmarkStart w:id="60" w:name="_Toc226620699"/>
       <w:r>
         <w:rPr>
           <w:rFonts w:asciiTheme="minorHAnsi" w:hAnsiTheme="minorHAnsi" w:cstheme="minorHAnsi"/>
@@ -27695,7 +27740,7 @@
           <w:szCs w:val="24"/>
         </w:rPr>
       </w:pPr>
-      <w:bookmarkStart w:id="61" w:name="_Toc173484488"/>
+      <w:bookmarkStart w:id="61" w:name="_Toc226620700"/>
       <w:r>
         <w:rPr>
           <w:rFonts w:asciiTheme="minorHAnsi" w:hAnsiTheme="minorHAnsi" w:cstheme="minorHAnsi"/>
@@ -28217,7 +28262,6 @@
         </w:rPr>
         <w:t>/log/log.txt.</w:t>
       </w:r>
-      <w:bookmarkEnd w:id="0"/>
     </w:p>
     <w:sectPr>
       <w:headerReference w:type="default" r:id="rId38"/>
@@ -28363,33 +28407,17 @@
             </w:rPr>
             <w:t xml:space="preserve">Ver. </w:t>
           </w:r>
-          <w:r>
-            <w:fldChar w:fldCharType="begin"/>
-          </w:r>
-          <w:r>
-            <w:instrText xml:space="preserve"> DOCPROPERTY  Versione  \* MERGEFORMAT </w:instrText>
-          </w:r>
-          <w:r>
-            <w:fldChar w:fldCharType="separate"/>
-          </w:r>
-          <w:r>
-            <w:rPr>
-              <w:rFonts w:asciiTheme="minorHAnsi" w:hAnsiTheme="minorHAnsi" w:cstheme="minorHAnsi"/>
-              <w:noProof/>
-              <w:color w:val="7F7F7F"/>
-              <w:szCs w:val="22"/>
-            </w:rPr>
-            <w:t>1.7</w:t>
-          </w:r>
-          <w:r>
-            <w:rPr>
-              <w:rFonts w:asciiTheme="minorHAnsi" w:hAnsiTheme="minorHAnsi" w:cstheme="minorHAnsi"/>
-              <w:noProof/>
-              <w:color w:val="7F7F7F"/>
-              <w:szCs w:val="22"/>
-            </w:rPr>
-            <w:fldChar w:fldCharType="end"/>
-          </w:r>
+          <w:fldSimple w:instr=" DOCPROPERTY  Versione  \* MERGEFORMAT ">
+            <w:r>
+              <w:rPr>
+                <w:rFonts w:asciiTheme="minorHAnsi" w:hAnsiTheme="minorHAnsi" w:cstheme="minorHAnsi"/>
+                <w:noProof/>
+                <w:color w:val="7F7F7F"/>
+                <w:szCs w:val="22"/>
+              </w:rPr>
+              <w:t>1.7</w:t>
+            </w:r>
+          </w:fldSimple>
           <w:r>
             <w:rPr>
               <w:rFonts w:asciiTheme="minorHAnsi" w:hAnsiTheme="minorHAnsi" w:cstheme="minorHAnsi"/>
@@ -28399,33 +28427,17 @@
             </w:rPr>
             <w:t xml:space="preserve"> del </w:t>
           </w:r>
-          <w:r>
-            <w:fldChar w:fldCharType="begin"/>
-          </w:r>
-          <w:r>
-            <w:instrText xml:space="preserve"> DOCPROPERTY  "Data Versione"  \* MERGEFORMAT </w:instrText>
-          </w:r>
-          <w:r>
-            <w:fldChar w:fldCharType="separate"/>
-          </w:r>
-          <w:r>
-            <w:rPr>
-              <w:rFonts w:asciiTheme="minorHAnsi" w:hAnsiTheme="minorHAnsi" w:cstheme="minorHAnsi"/>
-              <w:noProof/>
-              <w:color w:val="7F7F7F"/>
-              <w:szCs w:val="22"/>
-            </w:rPr>
-            <w:t>02/08/2024</w:t>
-          </w:r>
-          <w:r>
-            <w:rPr>
-              <w:rFonts w:asciiTheme="minorHAnsi" w:hAnsiTheme="minorHAnsi" w:cstheme="minorHAnsi"/>
-              <w:noProof/>
-              <w:color w:val="7F7F7F"/>
-              <w:szCs w:val="22"/>
-            </w:rPr>
-            <w:fldChar w:fldCharType="end"/>
-          </w:r>
+          <w:fldSimple w:instr=" DOCPROPERTY  &quot;Data Versione&quot;  \* MERGEFORMAT ">
+            <w:r>
+              <w:rPr>
+                <w:rFonts w:asciiTheme="minorHAnsi" w:hAnsiTheme="minorHAnsi" w:cstheme="minorHAnsi"/>
+                <w:noProof/>
+                <w:color w:val="7F7F7F"/>
+                <w:szCs w:val="22"/>
+              </w:rPr>
+              <w:t>02/08/2024</w:t>
+            </w:r>
+          </w:fldSimple>
         </w:p>
       </w:tc>
       <w:tc>
@@ -28483,7 +28495,7 @@
               <w:color w:val="7F7F7F"/>
               <w:szCs w:val="22"/>
             </w:rPr>
-            <w:t>30</w:t>
+            <w:t>14</w:t>
           </w:r>
           <w:r>
             <w:rPr>
@@ -28501,33 +28513,17 @@
             </w:rPr>
             <w:t>/</w:t>
           </w:r>
-          <w:r>
-            <w:fldChar w:fldCharType="begin"/>
-          </w:r>
-          <w:r>
-            <w:instrText xml:space="preserve"> NUMPAGES   \* MERGEFORMAT </w:instrText>
-          </w:r>
-          <w:r>
-            <w:fldChar w:fldCharType="separate"/>
-          </w:r>
-          <w:r>
-            <w:rPr>
-              <w:rFonts w:asciiTheme="minorHAnsi" w:hAnsiTheme="minorHAnsi" w:cstheme="minorHAnsi"/>
-              <w:noProof/>
-              <w:color w:val="7F7F7F"/>
-              <w:szCs w:val="22"/>
-            </w:rPr>
-            <w:t>30</w:t>
-          </w:r>
-          <w:r>
-            <w:rPr>
-              <w:rFonts w:asciiTheme="minorHAnsi" w:hAnsiTheme="minorHAnsi" w:cstheme="minorHAnsi"/>
-              <w:noProof/>
-              <w:color w:val="7F7F7F"/>
-              <w:szCs w:val="22"/>
-            </w:rPr>
-            <w:fldChar w:fldCharType="end"/>
-          </w:r>
+          <w:fldSimple w:instr=" NUMPAGES   \* MERGEFORMAT ">
+            <w:r>
+              <w:rPr>
+                <w:rFonts w:asciiTheme="minorHAnsi" w:hAnsiTheme="minorHAnsi" w:cstheme="minorHAnsi"/>
+                <w:noProof/>
+                <w:color w:val="7F7F7F"/>
+                <w:szCs w:val="22"/>
+              </w:rPr>
+              <w:t>30</w:t>
+            </w:r>
+          </w:fldSimple>
         </w:p>
       </w:tc>
     </w:tr>
@@ -35038,6 +35034,26 @@
 </file>
 
 <file path=customXml/item1.xml><?xml version="1.0" encoding="utf-8"?>
+<?mso-contentType ?>
+<FormTemplates xmlns="http://schemas.microsoft.com/sharepoint/v3/contenttype/forms">
+  <Display>DocumentLibraryForm</Display>
+  <Edit>DocumentLibraryForm</Edit>
+  <New>DocumentLibraryForm</New>
+</FormTemplates>
+</file>
+
+<file path=customXml/item2.xml><?xml version="1.0" encoding="utf-8"?>
+<p:properties xmlns:p="http://schemas.microsoft.com/office/2006/metadata/properties" xmlns:xsi="http://www.w3.org/2001/XMLSchema-instance" xmlns:pc="http://schemas.microsoft.com/office/infopath/2007/PartnerControls">
+  <documentManagement>
+    <lcf76f155ced4ddcb4097134ff3c332f xmlns="75e085f0-8718-4866-8354-8788ce640d21">
+      <Terms xmlns="http://schemas.microsoft.com/office/infopath/2007/PartnerControls"/>
+    </lcf76f155ced4ddcb4097134ff3c332f>
+    <TaxCatchAll xmlns="f725a5e7-e092-40ab-9dcc-515fa0d4e97d" xsi:nil="true"/>
+  </documentManagement>
+</p:properties>
+</file>
+
+<file path=customXml/item3.xml><?xml version="1.0" encoding="utf-8"?>
 <ct:contentTypeSchema xmlns:ct="http://schemas.microsoft.com/office/2006/metadata/contentType" xmlns:ma="http://schemas.microsoft.com/office/2006/metadata/properties/metaAttributes" ct:_="" ma:_="" ma:contentTypeName="Documento" ma:contentTypeID="0x010100E8661A27DDB5564DB260D886781D2EAA" ma:contentTypeVersion="11" ma:contentTypeDescription="Creare un nuovo documento." ma:contentTypeScope="" ma:versionID="c7f3f1dbf4626fda5f6628deef857330">
   <xsd:schema xmlns:xsd="http://www.w3.org/2001/XMLSchema" xmlns:xs="http://www.w3.org/2001/XMLSchema" xmlns:p="http://schemas.microsoft.com/office/2006/metadata/properties" xmlns:ns2="75e085f0-8718-4866-8354-8788ce640d21" xmlns:ns3="f725a5e7-e092-40ab-9dcc-515fa0d4e97d" targetNamespace="http://schemas.microsoft.com/office/2006/metadata/properties" ma:root="true" ma:fieldsID="cfae73ecd3a2972262fb427c5a8624f5" ns2:_="" ns3:_="">
     <xsd:import namespace="75e085f0-8718-4866-8354-8788ce640d21"/>
@@ -35226,31 +35242,30 @@
 </ct:contentTypeSchema>
 </file>
 
-<file path=customXml/item2.xml><?xml version="1.0" encoding="utf-8"?>
-<p:properties xmlns:p="http://schemas.microsoft.com/office/2006/metadata/properties" xmlns:xsi="http://www.w3.org/2001/XMLSchema-instance" xmlns:pc="http://schemas.microsoft.com/office/infopath/2007/PartnerControls">
-  <documentManagement>
-    <lcf76f155ced4ddcb4097134ff3c332f xmlns="75e085f0-8718-4866-8354-8788ce640d21">
-      <Terms xmlns="http://schemas.microsoft.com/office/infopath/2007/PartnerControls"/>
-    </lcf76f155ced4ddcb4097134ff3c332f>
-    <TaxCatchAll xmlns="f725a5e7-e092-40ab-9dcc-515fa0d4e97d" xsi:nil="true"/>
-  </documentManagement>
-</p:properties>
-</file>
-
-<file path=customXml/item3.xml><?xml version="1.0" encoding="utf-8"?>
-<?mso-contentType ?>
-<FormTemplates xmlns="http://schemas.microsoft.com/sharepoint/v3/contenttype/forms">
-  <Display>DocumentLibraryForm</Display>
-  <Edit>DocumentLibraryForm</Edit>
-  <New>DocumentLibraryForm</New>
-</FormTemplates>
-</file>
-
 <file path=customXml/item4.xml><?xml version="1.0" encoding="utf-8"?>
 <b:Sources xmlns:b="http://schemas.openxmlformats.org/officeDocument/2006/bibliography" xmlns="http://schemas.openxmlformats.org/officeDocument/2006/bibliography" SelectedStyle="\APASixthEditionOfficeOnline.xsl" StyleName="APA" Version="6"/>
 </file>
 
 <file path=customXml/itemProps1.xml><?xml version="1.0" encoding="utf-8"?>
+<ds:datastoreItem xmlns:ds="http://schemas.openxmlformats.org/officeDocument/2006/customXml" ds:itemID="{9157A37C-5726-4186-BC26-312336C1EFF2}">
+  <ds:schemaRefs>
+    <ds:schemaRef ds:uri="http://schemas.microsoft.com/sharepoint/v3/contenttype/forms"/>
+  </ds:schemaRefs>
+</ds:datastoreItem>
+</file>
+
+<file path=customXml/itemProps2.xml><?xml version="1.0" encoding="utf-8"?>
+<ds:datastoreItem xmlns:ds="http://schemas.openxmlformats.org/officeDocument/2006/customXml" ds:itemID="{91307EAD-ECE7-4040-BF58-7D7C2EA6622E}">
+  <ds:schemaRefs>
+    <ds:schemaRef ds:uri="http://schemas.microsoft.com/office/2006/metadata/properties"/>
+    <ds:schemaRef ds:uri="http://schemas.microsoft.com/office/infopath/2007/PartnerControls"/>
+    <ds:schemaRef ds:uri="75e085f0-8718-4866-8354-8788ce640d21"/>
+    <ds:schemaRef ds:uri="f725a5e7-e092-40ab-9dcc-515fa0d4e97d"/>
+  </ds:schemaRefs>
+</ds:datastoreItem>
+</file>
+
+<file path=customXml/itemProps3.xml><?xml version="1.0" encoding="utf-8"?>
 <ds:datastoreItem xmlns:ds="http://schemas.openxmlformats.org/officeDocument/2006/customXml" ds:itemID="{C65B4C77-21A4-4C23-B14B-57EC44C4B7AB}">
   <ds:schemaRefs>
     <ds:schemaRef ds:uri="http://schemas.microsoft.com/office/2006/metadata/contentType"/>
@@ -35269,27 +35284,8 @@
 </ds:datastoreItem>
 </file>
 
-<file path=customXml/itemProps2.xml><?xml version="1.0" encoding="utf-8"?>
-<ds:datastoreItem xmlns:ds="http://schemas.openxmlformats.org/officeDocument/2006/customXml" ds:itemID="{91307EAD-ECE7-4040-BF58-7D7C2EA6622E}">
-  <ds:schemaRefs>
-    <ds:schemaRef ds:uri="http://schemas.microsoft.com/office/2006/metadata/properties"/>
-    <ds:schemaRef ds:uri="http://schemas.microsoft.com/office/infopath/2007/PartnerControls"/>
-    <ds:schemaRef ds:uri="75e085f0-8718-4866-8354-8788ce640d21"/>
-    <ds:schemaRef ds:uri="f725a5e7-e092-40ab-9dcc-515fa0d4e97d"/>
-  </ds:schemaRefs>
-</ds:datastoreItem>
-</file>
-
-<file path=customXml/itemProps3.xml><?xml version="1.0" encoding="utf-8"?>
-<ds:datastoreItem xmlns:ds="http://schemas.openxmlformats.org/officeDocument/2006/customXml" ds:itemID="{9157A37C-5726-4186-BC26-312336C1EFF2}">
-  <ds:schemaRefs>
-    <ds:schemaRef ds:uri="http://schemas.microsoft.com/sharepoint/v3/contenttype/forms"/>
-  </ds:schemaRefs>
-</ds:datastoreItem>
-</file>
-
 <file path=customXml/itemProps4.xml><?xml version="1.0" encoding="utf-8"?>
-<ds:datastoreItem xmlns:ds="http://schemas.openxmlformats.org/officeDocument/2006/customXml" ds:itemID="{35C9DC35-2CCC-4E1B-B142-7EDFA6B1DB37}">
+<ds:datastoreItem xmlns:ds="http://schemas.openxmlformats.org/officeDocument/2006/customXml" ds:itemID="{1245177F-5666-46BD-A8A1-9D36877CF17D}">
   <ds:schemaRefs>
     <ds:schemaRef ds:uri="http://schemas.openxmlformats.org/officeDocument/2006/bibliography"/>
   </ds:schemaRefs>
